--- a/Publication/Draft_00_EIT_STD_LDP_2026-08-06.docx
+++ b/Publication/Draft_00_EIT_STD_LDP_2026-08-06.docx
@@ -1309,14 +1309,25 @@
         </w:rPr>
         <w:t>นาง</w:t>
       </w:r>
-      <w:r>
-        <w:rPr>
-          <w:rFonts w:ascii="TH SarabunPSK" w:hAnsi="TH SarabunPSK" w:cs="TH SarabunPSK"/>
-          <w:sz w:val="28"/>
-          <w:szCs w:val="28"/>
-          <w:cs/>
-        </w:rPr>
-        <w:t>ศุปกิจ สกลเสาวภาคย์</w:t>
+      <w:proofErr w:type="spellStart"/>
+      <w:r>
+        <w:rPr>
+          <w:rFonts w:ascii="TH SarabunPSK" w:hAnsi="TH SarabunPSK" w:cs="TH SarabunPSK"/>
+          <w:sz w:val="28"/>
+          <w:szCs w:val="28"/>
+          <w:cs/>
+        </w:rPr>
+        <w:t>ศุป</w:t>
+      </w:r>
+      <w:proofErr w:type="spellEnd"/>
+      <w:r>
+        <w:rPr>
+          <w:rFonts w:ascii="TH SarabunPSK" w:hAnsi="TH SarabunPSK" w:cs="TH SarabunPSK"/>
+          <w:sz w:val="28"/>
+          <w:szCs w:val="28"/>
+          <w:cs/>
+        </w:rPr>
+        <w:t>กิจ สกลเสาวภาคย์</w:t>
       </w:r>
       <w:r>
         <w:rPr>
@@ -1579,8 +1590,19 @@
           <w:szCs w:val="28"/>
           <w:cs/>
         </w:rPr>
-        <w:t>นายอนุชิต สุขเจริญพงษ์</w:t>
-      </w:r>
+        <w:t>นายอนุชิต สุขเจริญพง</w:t>
+      </w:r>
+      <w:proofErr w:type="spellStart"/>
+      <w:r>
+        <w:rPr>
+          <w:rFonts w:ascii="TH SarabunPSK" w:hAnsi="TH SarabunPSK" w:cs="TH SarabunPSK"/>
+          <w:sz w:val="28"/>
+          <w:szCs w:val="28"/>
+          <w:cs/>
+        </w:rPr>
+        <w:t>ษ์</w:t>
+      </w:r>
+      <w:proofErr w:type="spellEnd"/>
       <w:r>
         <w:rPr>
           <w:rFonts w:ascii="TH SarabunPSK" w:hAnsi="TH SarabunPSK" w:cs="TH SarabunPSK"/>
@@ -1718,7 +1740,47 @@
           <w:szCs w:val="28"/>
           <w:cs/>
         </w:rPr>
-        <w:t>บ.อิตาเลียน-ไทย ดีเวล๊อปเมนต์ จำกัด</w:t>
+        <w:t>บ.อิตาเลียน-ไทย ดี</w:t>
+      </w:r>
+      <w:proofErr w:type="spellStart"/>
+      <w:r>
+        <w:rPr>
+          <w:rFonts w:ascii="TH SarabunPSK" w:hAnsi="TH SarabunPSK" w:cs="TH SarabunPSK"/>
+          <w:sz w:val="28"/>
+          <w:szCs w:val="28"/>
+          <w:cs/>
+        </w:rPr>
+        <w:t>เวล๊</w:t>
+      </w:r>
+      <w:proofErr w:type="spellEnd"/>
+      <w:r>
+        <w:rPr>
+          <w:rFonts w:ascii="TH SarabunPSK" w:hAnsi="TH SarabunPSK" w:cs="TH SarabunPSK"/>
+          <w:sz w:val="28"/>
+          <w:szCs w:val="28"/>
+          <w:cs/>
+        </w:rPr>
+        <w:t>อปเมน</w:t>
+      </w:r>
+      <w:proofErr w:type="spellStart"/>
+      <w:r>
+        <w:rPr>
+          <w:rFonts w:ascii="TH SarabunPSK" w:hAnsi="TH SarabunPSK" w:cs="TH SarabunPSK"/>
+          <w:sz w:val="28"/>
+          <w:szCs w:val="28"/>
+          <w:cs/>
+        </w:rPr>
+        <w:t>ต์</w:t>
+      </w:r>
+      <w:proofErr w:type="spellEnd"/>
+      <w:r>
+        <w:rPr>
+          <w:rFonts w:ascii="TH SarabunPSK" w:hAnsi="TH SarabunPSK" w:cs="TH SarabunPSK"/>
+          <w:sz w:val="28"/>
+          <w:szCs w:val="28"/>
+          <w:cs/>
+        </w:rPr>
+        <w:t xml:space="preserve"> จำกัด</w:t>
       </w:r>
       <w:r>
         <w:rPr>
@@ -1895,7 +1957,27 @@
           <w:szCs w:val="28"/>
           <w:cs/>
         </w:rPr>
-        <w:t>สรวิศ ศุภเวช</w:t>
+        <w:t>สร</w:t>
+      </w:r>
+      <w:proofErr w:type="spellStart"/>
+      <w:r>
+        <w:rPr>
+          <w:rFonts w:ascii="TH SarabunPSK" w:hAnsi="TH SarabunPSK" w:cs="TH SarabunPSK" w:hint="cs"/>
+          <w:sz w:val="28"/>
+          <w:szCs w:val="28"/>
+          <w:cs/>
+        </w:rPr>
+        <w:t>วิศ</w:t>
+      </w:r>
+      <w:proofErr w:type="spellEnd"/>
+      <w:r>
+        <w:rPr>
+          <w:rFonts w:ascii="TH SarabunPSK" w:hAnsi="TH SarabunPSK" w:cs="TH SarabunPSK" w:hint="cs"/>
+          <w:sz w:val="28"/>
+          <w:szCs w:val="28"/>
+          <w:cs/>
+        </w:rPr>
+        <w:t xml:space="preserve"> ศุภเวช</w:t>
       </w:r>
       <w:r>
         <w:rPr>
@@ -2154,14 +2236,25 @@
         </w:rPr>
         <w:tab/>
       </w:r>
-      <w:r>
-        <w:rPr>
-          <w:rFonts w:ascii="TH SarabunPSK" w:hAnsi="TH SarabunPSK" w:cs="TH SarabunPSK"/>
-          <w:sz w:val="28"/>
-          <w:szCs w:val="28"/>
-          <w:cs/>
-        </w:rPr>
-        <w:t>ภย 24716</w:t>
+      <w:proofErr w:type="spellStart"/>
+      <w:r>
+        <w:rPr>
+          <w:rFonts w:ascii="TH SarabunPSK" w:hAnsi="TH SarabunPSK" w:cs="TH SarabunPSK"/>
+          <w:sz w:val="28"/>
+          <w:szCs w:val="28"/>
+          <w:cs/>
+        </w:rPr>
+        <w:t>ภย</w:t>
+      </w:r>
+      <w:proofErr w:type="spellEnd"/>
+      <w:r>
+        <w:rPr>
+          <w:rFonts w:ascii="TH SarabunPSK" w:hAnsi="TH SarabunPSK" w:cs="TH SarabunPSK"/>
+          <w:sz w:val="28"/>
+          <w:szCs w:val="28"/>
+          <w:cs/>
+        </w:rPr>
+        <w:t xml:space="preserve"> 24716</w:t>
       </w:r>
       <w:r>
         <w:rPr>
@@ -2215,8 +2308,19 @@
           <w:szCs w:val="28"/>
           <w:cs/>
         </w:rPr>
-        <w:t>ติณณภพ มัชฌิมาภิโร</w:t>
-      </w:r>
+        <w:t>ติณณภพ มัชฌิมา</w:t>
+      </w:r>
+      <w:proofErr w:type="spellStart"/>
+      <w:r>
+        <w:rPr>
+          <w:rFonts w:ascii="TH SarabunPSK" w:hAnsi="TH SarabunPSK" w:cs="TH SarabunPSK"/>
+          <w:sz w:val="28"/>
+          <w:szCs w:val="28"/>
+          <w:cs/>
+        </w:rPr>
+        <w:t>ภิโร</w:t>
+      </w:r>
+      <w:proofErr w:type="spellEnd"/>
       <w:r>
         <w:rPr>
           <w:rFonts w:ascii="TH SarabunPSK" w:hAnsi="TH SarabunPSK" w:cs="TH SarabunPSK"/>
@@ -2268,33 +2372,48 @@
           <w:rFonts w:ascii="TH SarabunPSK" w:hAnsi="TH SarabunPSK" w:cs="TH SarabunPSK"/>
           <w:sz w:val="28"/>
           <w:szCs w:val="28"/>
-          <w:cs/>
-        </w:rPr>
-      </w:pPr>
-      <w:r>
-        <w:rPr>
-          <w:rFonts w:ascii="TH SarabunPSK" w:hAnsi="TH SarabunPSK" w:cs="TH SarabunPSK" w:hint="cs"/>
-          <w:sz w:val="28"/>
-          <w:szCs w:val="28"/>
-          <w:cs/>
-        </w:rPr>
-        <w:t>นาย</w:t>
-      </w:r>
-      <w:r>
-        <w:rPr>
-          <w:rFonts w:ascii="TH SarabunPSK" w:hAnsi="TH SarabunPSK" w:cs="TH SarabunPSK"/>
-          <w:sz w:val="28"/>
-          <w:szCs w:val="28"/>
-          <w:cs/>
-        </w:rPr>
-        <w:t>ถิรวัฒน์ บรรณกุลพิพัฒน์</w:t>
-      </w:r>
-      <w:r>
-        <w:rPr>
-          <w:rFonts w:ascii="TH SarabunPSK" w:hAnsi="TH SarabunPSK" w:cs="TH SarabunPSK"/>
-          <w:sz w:val="28"/>
-          <w:szCs w:val="28"/>
-          <w:cs/>
+        </w:rPr>
+      </w:pPr>
+      <w:r>
+        <w:rPr>
+          <w:rFonts w:ascii="TH SarabunPSK" w:hAnsi="TH SarabunPSK" w:cs="TH SarabunPSK" w:hint="cs"/>
+          <w:sz w:val="28"/>
+          <w:szCs w:val="28"/>
+          <w:cs/>
+        </w:rPr>
+        <w:t xml:space="preserve">ผศ. </w:t>
+      </w:r>
+      <w:r>
+        <w:rPr>
+          <w:rFonts w:ascii="TH SarabunPSK" w:hAnsi="TH SarabunPSK" w:cs="TH SarabunPSK"/>
+          <w:sz w:val="28"/>
+          <w:szCs w:val="28"/>
+          <w:cs/>
+        </w:rPr>
+        <w:t>กรวิก</w:t>
+      </w:r>
+      <w:r>
+        <w:rPr>
+          <w:rFonts w:ascii="TH SarabunPSK" w:hAnsi="TH SarabunPSK" w:cs="TH SarabunPSK"/>
+          <w:sz w:val="28"/>
+          <w:szCs w:val="28"/>
+        </w:rPr>
+        <w:t> </w:t>
+      </w:r>
+      <w:r>
+        <w:rPr>
+          <w:rFonts w:ascii="TH SarabunPSK" w:hAnsi="TH SarabunPSK" w:cs="TH SarabunPSK"/>
+          <w:sz w:val="28"/>
+          <w:szCs w:val="28"/>
+          <w:cs/>
+        </w:rPr>
+        <w:t>ตนักษรานนท์</w:t>
+      </w:r>
+      <w:r>
+        <w:rPr>
+          <w:rFonts w:ascii="TH SarabunPSK" w:hAnsi="TH SarabunPSK" w:cs="TH SarabunPSK"/>
+          <w:sz w:val="28"/>
+          <w:szCs w:val="28"/>
         </w:rPr>
         <w:tab/>
       </w:r>
@@ -2303,16 +2422,14 @@
           <w:rFonts w:ascii="TH SarabunPSK" w:hAnsi="TH SarabunPSK" w:cs="TH SarabunPSK"/>
           <w:sz w:val="28"/>
           <w:szCs w:val="28"/>
-          <w:cs/>
         </w:rPr>
         <w:tab/>
       </w:r>
       <w:r>
         <w:rPr>
-          <w:rFonts w:ascii="TH SarabunPSK" w:hAnsi="TH SarabunPSK" w:cs="TH SarabunPSK" w:hint="cs"/>
-          <w:sz w:val="28"/>
-          <w:szCs w:val="28"/>
-          <w:cs/>
+          <w:rFonts w:ascii="TH SarabunPSK" w:hAnsi="TH SarabunPSK" w:cs="TH SarabunPSK"/>
+          <w:sz w:val="28"/>
+          <w:szCs w:val="28"/>
         </w:rPr>
         <w:tab/>
       </w:r>
@@ -2358,6 +2475,96 @@
           <w:rFonts w:ascii="TH SarabunPSK" w:hAnsi="TH SarabunPSK" w:cs="TH SarabunPSK"/>
           <w:sz w:val="28"/>
           <w:szCs w:val="28"/>
+          <w:cs/>
+        </w:rPr>
+      </w:pPr>
+      <w:r>
+        <w:rPr>
+          <w:rFonts w:ascii="TH SarabunPSK" w:hAnsi="TH SarabunPSK" w:cs="TH SarabunPSK" w:hint="cs"/>
+          <w:sz w:val="28"/>
+          <w:szCs w:val="28"/>
+          <w:cs/>
+        </w:rPr>
+        <w:t>นาย</w:t>
+      </w:r>
+      <w:r>
+        <w:rPr>
+          <w:rFonts w:ascii="TH SarabunPSK" w:hAnsi="TH SarabunPSK" w:cs="TH SarabunPSK"/>
+          <w:sz w:val="28"/>
+          <w:szCs w:val="28"/>
+          <w:cs/>
+        </w:rPr>
+        <w:t>ถิรวัฒน์ บรรณกุลพิพัฒน์</w:t>
+      </w:r>
+      <w:r>
+        <w:rPr>
+          <w:rFonts w:ascii="TH SarabunPSK" w:hAnsi="TH SarabunPSK" w:cs="TH SarabunPSK"/>
+          <w:sz w:val="28"/>
+          <w:szCs w:val="28"/>
+          <w:cs/>
+        </w:rPr>
+        <w:tab/>
+      </w:r>
+      <w:r>
+        <w:rPr>
+          <w:rFonts w:ascii="TH SarabunPSK" w:hAnsi="TH SarabunPSK" w:cs="TH SarabunPSK"/>
+          <w:sz w:val="28"/>
+          <w:szCs w:val="28"/>
+          <w:cs/>
+        </w:rPr>
+        <w:tab/>
+      </w:r>
+      <w:r>
+        <w:rPr>
+          <w:rFonts w:ascii="TH SarabunPSK" w:hAnsi="TH SarabunPSK" w:cs="TH SarabunPSK" w:hint="cs"/>
+          <w:sz w:val="28"/>
+          <w:szCs w:val="28"/>
+          <w:cs/>
+        </w:rPr>
+        <w:tab/>
+      </w:r>
+      <w:r>
+        <w:rPr>
+          <w:rFonts w:ascii="TH SarabunPSK" w:hAnsi="TH SarabunPSK" w:cs="TH SarabunPSK"/>
+          <w:sz w:val="28"/>
+          <w:szCs w:val="28"/>
+        </w:rPr>
+        <w:tab/>
+      </w:r>
+      <w:r>
+        <w:rPr>
+          <w:rFonts w:ascii="TH SarabunPSK" w:hAnsi="TH SarabunPSK" w:cs="TH SarabunPSK"/>
+          <w:sz w:val="28"/>
+          <w:szCs w:val="28"/>
+          <w:cs/>
+        </w:rPr>
+        <w:t xml:space="preserve">คณะวิศวกรรมศาสตร์ </w:t>
+      </w:r>
+      <w:r>
+        <w:rPr>
+          <w:rFonts w:ascii="TH SarabunPSK" w:hAnsi="TH SarabunPSK" w:cs="TH SarabunPSK" w:hint="cs"/>
+          <w:sz w:val="28"/>
+          <w:szCs w:val="28"/>
+          <w:cs/>
+        </w:rPr>
+        <w:t>จุฬาลงกรณ์</w:t>
+      </w:r>
+      <w:r>
+        <w:rPr>
+          <w:rFonts w:ascii="TH SarabunPSK" w:hAnsi="TH SarabunPSK" w:cs="TH SarabunPSK"/>
+          <w:sz w:val="28"/>
+          <w:szCs w:val="28"/>
+          <w:cs/>
+        </w:rPr>
+        <w:t>มหาวิทยาลัย</w:t>
+      </w:r>
+    </w:p>
+    <w:p>
+      <w:pPr>
+        <w:rPr>
+          <w:rFonts w:ascii="TH SarabunPSK" w:hAnsi="TH SarabunPSK" w:cs="TH SarabunPSK"/>
+          <w:sz w:val="28"/>
+          <w:szCs w:val="28"/>
         </w:rPr>
       </w:pPr>
       <w:r>
@@ -2453,7 +2660,25 @@
           <w:szCs w:val="28"/>
           <w:cs/>
         </w:rPr>
-        <w:t>สมาคมผู้เชี่ยวชาญภาพถ่ายและแผนที่เพื่อการพิสูจน์สิทธิ์ที่ดิน</w:t>
+        <w:t>สมาคมผู้เชี่ยวชาญ</w:t>
+      </w:r>
+      <w:r>
+        <w:rPr>
+          <w:rFonts w:ascii="TH SarabunPSK" w:hAnsi="TH SarabunPSK" w:cs="TH SarabunPSK" w:hint="cs"/>
+          <w:sz w:val="28"/>
+          <w:szCs w:val="28"/>
+          <w:cs/>
+        </w:rPr>
+        <w:t>ด้าน</w:t>
+      </w:r>
+      <w:r>
+        <w:rPr>
+          <w:rFonts w:ascii="TH SarabunPSK" w:hAnsi="TH SarabunPSK" w:cs="TH SarabunPSK" w:hint="cs"/>
+          <w:sz w:val="28"/>
+          <w:szCs w:val="28"/>
+          <w:cs/>
+        </w:rPr>
+        <w:t>ภาพถ่ายและแผนที่</w:t>
       </w:r>
     </w:p>
     <w:p>
@@ -2932,7 +3157,87 @@
           <w:szCs w:val="28"/>
           <w:cs/>
         </w:rPr>
-        <w:t>ที่นำมาใช้ในงานสำรวจและงานก่อสร้างมักถูกแสดงในระบบพิกัดยูนิเวอร์แซลทรานส์เวอร์สเมอร์เคเตอร์ (</w:t>
+        <w:t>ที่นำมาใช้ในงานสำรวจและงานก่อสร้างมักถูกแสดงในระบบพิกัดยูนิ</w:t>
+      </w:r>
+      <w:proofErr w:type="spellStart"/>
+      <w:r>
+        <w:rPr>
+          <w:rFonts w:ascii="TH SarabunPSK" w:hAnsi="TH SarabunPSK" w:cs="TH SarabunPSK"/>
+          <w:sz w:val="28"/>
+          <w:szCs w:val="28"/>
+          <w:cs/>
+        </w:rPr>
+        <w:t>เวอร์</w:t>
+      </w:r>
+      <w:proofErr w:type="spellEnd"/>
+      <w:r>
+        <w:rPr>
+          <w:rFonts w:ascii="TH SarabunPSK" w:hAnsi="TH SarabunPSK" w:cs="TH SarabunPSK"/>
+          <w:sz w:val="28"/>
+          <w:szCs w:val="28"/>
+          <w:cs/>
+        </w:rPr>
+        <w:t>แซ</w:t>
+      </w:r>
+      <w:proofErr w:type="spellStart"/>
+      <w:r>
+        <w:rPr>
+          <w:rFonts w:ascii="TH SarabunPSK" w:hAnsi="TH SarabunPSK" w:cs="TH SarabunPSK"/>
+          <w:sz w:val="28"/>
+          <w:szCs w:val="28"/>
+          <w:cs/>
+        </w:rPr>
+        <w:t>ลท</w:t>
+      </w:r>
+      <w:proofErr w:type="spellEnd"/>
+      <w:r>
+        <w:rPr>
+          <w:rFonts w:ascii="TH SarabunPSK" w:hAnsi="TH SarabunPSK" w:cs="TH SarabunPSK"/>
+          <w:sz w:val="28"/>
+          <w:szCs w:val="28"/>
+          <w:cs/>
+        </w:rPr>
+        <w:t>ราน</w:t>
+      </w:r>
+      <w:proofErr w:type="spellStart"/>
+      <w:r>
+        <w:rPr>
+          <w:rFonts w:ascii="TH SarabunPSK" w:hAnsi="TH SarabunPSK" w:cs="TH SarabunPSK"/>
+          <w:sz w:val="28"/>
+          <w:szCs w:val="28"/>
+          <w:cs/>
+        </w:rPr>
+        <w:t>ส์เวอร์</w:t>
+      </w:r>
+      <w:proofErr w:type="spellEnd"/>
+      <w:r>
+        <w:rPr>
+          <w:rFonts w:ascii="TH SarabunPSK" w:hAnsi="TH SarabunPSK" w:cs="TH SarabunPSK"/>
+          <w:sz w:val="28"/>
+          <w:szCs w:val="28"/>
+          <w:cs/>
+        </w:rPr>
+        <w:t>สเมอร์เค</w:t>
+      </w:r>
+      <w:proofErr w:type="spellStart"/>
+      <w:r>
+        <w:rPr>
+          <w:rFonts w:ascii="TH SarabunPSK" w:hAnsi="TH SarabunPSK" w:cs="TH SarabunPSK"/>
+          <w:sz w:val="28"/>
+          <w:szCs w:val="28"/>
+          <w:cs/>
+        </w:rPr>
+        <w:t>เต</w:t>
+      </w:r>
+      <w:proofErr w:type="spellEnd"/>
+      <w:r>
+        <w:rPr>
+          <w:rFonts w:ascii="TH SarabunPSK" w:hAnsi="TH SarabunPSK" w:cs="TH SarabunPSK"/>
+          <w:sz w:val="28"/>
+          <w:szCs w:val="28"/>
+          <w:cs/>
+        </w:rPr>
+        <w:t>อร์ (</w:t>
       </w:r>
       <w:r>
         <w:rPr>
@@ -2984,7 +3289,47 @@
           <w:szCs w:val="28"/>
           <w:cs/>
         </w:rPr>
-        <w:t>าสเกลแฟกเตอร์</w:t>
+        <w:t>า</w:t>
+      </w:r>
+      <w:proofErr w:type="spellStart"/>
+      <w:r>
+        <w:rPr>
+          <w:rFonts w:ascii="TH SarabunPSK" w:hAnsi="TH SarabunPSK" w:cs="TH SarabunPSK" w:hint="cs"/>
+          <w:sz w:val="28"/>
+          <w:szCs w:val="28"/>
+          <w:cs/>
+        </w:rPr>
+        <w:t>สเกล</w:t>
+      </w:r>
+      <w:proofErr w:type="spellEnd"/>
+      <w:r>
+        <w:rPr>
+          <w:rFonts w:ascii="TH SarabunPSK" w:hAnsi="TH SarabunPSK" w:cs="TH SarabunPSK" w:hint="cs"/>
+          <w:sz w:val="28"/>
+          <w:szCs w:val="28"/>
+          <w:cs/>
+        </w:rPr>
+        <w:t>แฟก</w:t>
+      </w:r>
+      <w:proofErr w:type="spellStart"/>
+      <w:r>
+        <w:rPr>
+          <w:rFonts w:ascii="TH SarabunPSK" w:hAnsi="TH SarabunPSK" w:cs="TH SarabunPSK" w:hint="cs"/>
+          <w:sz w:val="28"/>
+          <w:szCs w:val="28"/>
+          <w:cs/>
+        </w:rPr>
+        <w:t>เต</w:t>
+      </w:r>
+      <w:proofErr w:type="spellEnd"/>
+      <w:r>
+        <w:rPr>
+          <w:rFonts w:ascii="TH SarabunPSK" w:hAnsi="TH SarabunPSK" w:cs="TH SarabunPSK" w:hint="cs"/>
+          <w:sz w:val="28"/>
+          <w:szCs w:val="28"/>
+          <w:cs/>
+        </w:rPr>
+        <w:t>อร์</w:t>
       </w:r>
       <w:r>
         <w:rPr>
@@ -3019,7 +3364,47 @@
           <w:szCs w:val="28"/>
           <w:cs/>
         </w:rPr>
-        <w:t>าสเกลแฟกเตอร์</w:t>
+        <w:t>า</w:t>
+      </w:r>
+      <w:proofErr w:type="spellStart"/>
+      <w:r>
+        <w:rPr>
+          <w:rFonts w:ascii="TH SarabunPSK" w:hAnsi="TH SarabunPSK" w:cs="TH SarabunPSK" w:hint="cs"/>
+          <w:sz w:val="28"/>
+          <w:szCs w:val="28"/>
+          <w:cs/>
+        </w:rPr>
+        <w:t>สเกล</w:t>
+      </w:r>
+      <w:proofErr w:type="spellEnd"/>
+      <w:r>
+        <w:rPr>
+          <w:rFonts w:ascii="TH SarabunPSK" w:hAnsi="TH SarabunPSK" w:cs="TH SarabunPSK" w:hint="cs"/>
+          <w:sz w:val="28"/>
+          <w:szCs w:val="28"/>
+          <w:cs/>
+        </w:rPr>
+        <w:t>แฟก</w:t>
+      </w:r>
+      <w:proofErr w:type="spellStart"/>
+      <w:r>
+        <w:rPr>
+          <w:rFonts w:ascii="TH SarabunPSK" w:hAnsi="TH SarabunPSK" w:cs="TH SarabunPSK" w:hint="cs"/>
+          <w:sz w:val="28"/>
+          <w:szCs w:val="28"/>
+          <w:cs/>
+        </w:rPr>
+        <w:t>เต</w:t>
+      </w:r>
+      <w:proofErr w:type="spellEnd"/>
+      <w:r>
+        <w:rPr>
+          <w:rFonts w:ascii="TH SarabunPSK" w:hAnsi="TH SarabunPSK" w:cs="TH SarabunPSK" w:hint="cs"/>
+          <w:sz w:val="28"/>
+          <w:szCs w:val="28"/>
+          <w:cs/>
+        </w:rPr>
+        <w:t>อร์</w:t>
       </w:r>
       <w:r>
         <w:rPr>
@@ -3047,14 +3432,45 @@
         </w:rPr>
         <w:t>และ</w:t>
       </w:r>
-      <w:r>
-        <w:rPr>
-          <w:rFonts w:ascii="TH SarabunPSK" w:hAnsi="TH SarabunPSK" w:cs="TH SarabunPSK" w:hint="cs"/>
-          <w:sz w:val="28"/>
-          <w:szCs w:val="28"/>
-          <w:cs/>
-        </w:rPr>
-        <w:t>สเกลแฟกเตอร์</w:t>
+      <w:proofErr w:type="spellStart"/>
+      <w:r>
+        <w:rPr>
+          <w:rFonts w:ascii="TH SarabunPSK" w:hAnsi="TH SarabunPSK" w:cs="TH SarabunPSK" w:hint="cs"/>
+          <w:sz w:val="28"/>
+          <w:szCs w:val="28"/>
+          <w:cs/>
+        </w:rPr>
+        <w:t>สเกล</w:t>
+      </w:r>
+      <w:proofErr w:type="spellEnd"/>
+      <w:r>
+        <w:rPr>
+          <w:rFonts w:ascii="TH SarabunPSK" w:hAnsi="TH SarabunPSK" w:cs="TH SarabunPSK" w:hint="cs"/>
+          <w:sz w:val="28"/>
+          <w:szCs w:val="28"/>
+          <w:cs/>
+        </w:rPr>
+        <w:t>แฟก</w:t>
+      </w:r>
+      <w:proofErr w:type="spellStart"/>
+      <w:r>
+        <w:rPr>
+          <w:rFonts w:ascii="TH SarabunPSK" w:hAnsi="TH SarabunPSK" w:cs="TH SarabunPSK" w:hint="cs"/>
+          <w:sz w:val="28"/>
+          <w:szCs w:val="28"/>
+          <w:cs/>
+        </w:rPr>
+        <w:t>เต</w:t>
+      </w:r>
+      <w:proofErr w:type="spellEnd"/>
+      <w:r>
+        <w:rPr>
+          <w:rFonts w:ascii="TH SarabunPSK" w:hAnsi="TH SarabunPSK" w:cs="TH SarabunPSK" w:hint="cs"/>
+          <w:sz w:val="28"/>
+          <w:szCs w:val="28"/>
+          <w:cs/>
+        </w:rPr>
+        <w:t>อร์</w:t>
       </w:r>
       <w:r>
         <w:rPr>
@@ -3084,14 +3500,45 @@
           <w:szCs w:val="28"/>
         </w:rPr>
       </w:pPr>
-      <w:r>
-        <w:rPr>
-          <w:rFonts w:ascii="TH SarabunPSK" w:hAnsi="TH SarabunPSK" w:cs="TH SarabunPSK" w:hint="cs"/>
-          <w:sz w:val="28"/>
-          <w:szCs w:val="28"/>
-          <w:cs/>
-        </w:rPr>
-        <w:t>สเกลแฟกเตอร์</w:t>
+      <w:proofErr w:type="spellStart"/>
+      <w:r>
+        <w:rPr>
+          <w:rFonts w:ascii="TH SarabunPSK" w:hAnsi="TH SarabunPSK" w:cs="TH SarabunPSK" w:hint="cs"/>
+          <w:sz w:val="28"/>
+          <w:szCs w:val="28"/>
+          <w:cs/>
+        </w:rPr>
+        <w:t>สเกล</w:t>
+      </w:r>
+      <w:proofErr w:type="spellEnd"/>
+      <w:r>
+        <w:rPr>
+          <w:rFonts w:ascii="TH SarabunPSK" w:hAnsi="TH SarabunPSK" w:cs="TH SarabunPSK" w:hint="cs"/>
+          <w:sz w:val="28"/>
+          <w:szCs w:val="28"/>
+          <w:cs/>
+        </w:rPr>
+        <w:t>แฟก</w:t>
+      </w:r>
+      <w:proofErr w:type="spellStart"/>
+      <w:r>
+        <w:rPr>
+          <w:rFonts w:ascii="TH SarabunPSK" w:hAnsi="TH SarabunPSK" w:cs="TH SarabunPSK" w:hint="cs"/>
+          <w:sz w:val="28"/>
+          <w:szCs w:val="28"/>
+          <w:cs/>
+        </w:rPr>
+        <w:t>เต</w:t>
+      </w:r>
+      <w:proofErr w:type="spellEnd"/>
+      <w:r>
+        <w:rPr>
+          <w:rFonts w:ascii="TH SarabunPSK" w:hAnsi="TH SarabunPSK" w:cs="TH SarabunPSK" w:hint="cs"/>
+          <w:sz w:val="28"/>
+          <w:szCs w:val="28"/>
+          <w:cs/>
+        </w:rPr>
+        <w:t>อร์</w:t>
       </w:r>
       <w:r>
         <w:rPr>
@@ -3135,7 +3582,47 @@
           <w:szCs w:val="28"/>
           <w:cs/>
         </w:rPr>
-        <w:t xml:space="preserve">าสเกลแฟกเตอร์ </w:t>
+        <w:t>า</w:t>
+      </w:r>
+      <w:proofErr w:type="spellStart"/>
+      <w:r>
+        <w:rPr>
+          <w:rFonts w:ascii="TH SarabunPSK" w:hAnsi="TH SarabunPSK" w:cs="TH SarabunPSK" w:hint="cs"/>
+          <w:sz w:val="28"/>
+          <w:szCs w:val="28"/>
+          <w:cs/>
+        </w:rPr>
+        <w:t>สเกล</w:t>
+      </w:r>
+      <w:proofErr w:type="spellEnd"/>
+      <w:r>
+        <w:rPr>
+          <w:rFonts w:ascii="TH SarabunPSK" w:hAnsi="TH SarabunPSK" w:cs="TH SarabunPSK" w:hint="cs"/>
+          <w:sz w:val="28"/>
+          <w:szCs w:val="28"/>
+          <w:cs/>
+        </w:rPr>
+        <w:t>แฟก</w:t>
+      </w:r>
+      <w:proofErr w:type="spellStart"/>
+      <w:r>
+        <w:rPr>
+          <w:rFonts w:ascii="TH SarabunPSK" w:hAnsi="TH SarabunPSK" w:cs="TH SarabunPSK" w:hint="cs"/>
+          <w:sz w:val="28"/>
+          <w:szCs w:val="28"/>
+          <w:cs/>
+        </w:rPr>
+        <w:t>เต</w:t>
+      </w:r>
+      <w:proofErr w:type="spellEnd"/>
+      <w:r>
+        <w:rPr>
+          <w:rFonts w:ascii="TH SarabunPSK" w:hAnsi="TH SarabunPSK" w:cs="TH SarabunPSK" w:hint="cs"/>
+          <w:sz w:val="28"/>
+          <w:szCs w:val="28"/>
+          <w:cs/>
+        </w:rPr>
+        <w:t xml:space="preserve">อร์ </w:t>
       </w:r>
       <w:r>
         <w:rPr>
@@ -3205,7 +3692,47 @@
           <w:szCs w:val="28"/>
           <w:cs/>
         </w:rPr>
-        <w:t>าสเกลแฟกเตอร์</w:t>
+        <w:t>า</w:t>
+      </w:r>
+      <w:proofErr w:type="spellStart"/>
+      <w:r>
+        <w:rPr>
+          <w:rFonts w:ascii="TH SarabunPSK" w:hAnsi="TH SarabunPSK" w:cs="TH SarabunPSK" w:hint="cs"/>
+          <w:sz w:val="28"/>
+          <w:szCs w:val="28"/>
+          <w:cs/>
+        </w:rPr>
+        <w:t>สเกล</w:t>
+      </w:r>
+      <w:proofErr w:type="spellEnd"/>
+      <w:r>
+        <w:rPr>
+          <w:rFonts w:ascii="TH SarabunPSK" w:hAnsi="TH SarabunPSK" w:cs="TH SarabunPSK" w:hint="cs"/>
+          <w:sz w:val="28"/>
+          <w:szCs w:val="28"/>
+          <w:cs/>
+        </w:rPr>
+        <w:t>แฟก</w:t>
+      </w:r>
+      <w:proofErr w:type="spellStart"/>
+      <w:r>
+        <w:rPr>
+          <w:rFonts w:ascii="TH SarabunPSK" w:hAnsi="TH SarabunPSK" w:cs="TH SarabunPSK" w:hint="cs"/>
+          <w:sz w:val="28"/>
+          <w:szCs w:val="28"/>
+          <w:cs/>
+        </w:rPr>
+        <w:t>เต</w:t>
+      </w:r>
+      <w:proofErr w:type="spellEnd"/>
+      <w:r>
+        <w:rPr>
+          <w:rFonts w:ascii="TH SarabunPSK" w:hAnsi="TH SarabunPSK" w:cs="TH SarabunPSK" w:hint="cs"/>
+          <w:sz w:val="28"/>
+          <w:szCs w:val="28"/>
+          <w:cs/>
+        </w:rPr>
+        <w:t>อร์</w:t>
       </w:r>
       <w:r>
         <w:rPr>
@@ -3270,7 +3797,47 @@
           <w:szCs w:val="28"/>
           <w:cs/>
         </w:rPr>
-        <w:t>าสเกลแฟกเตอร์</w:t>
+        <w:t>า</w:t>
+      </w:r>
+      <w:proofErr w:type="spellStart"/>
+      <w:r>
+        <w:rPr>
+          <w:rFonts w:ascii="TH SarabunPSK" w:hAnsi="TH SarabunPSK" w:cs="TH SarabunPSK" w:hint="cs"/>
+          <w:sz w:val="28"/>
+          <w:szCs w:val="28"/>
+          <w:cs/>
+        </w:rPr>
+        <w:t>สเกล</w:t>
+      </w:r>
+      <w:proofErr w:type="spellEnd"/>
+      <w:r>
+        <w:rPr>
+          <w:rFonts w:ascii="TH SarabunPSK" w:hAnsi="TH SarabunPSK" w:cs="TH SarabunPSK" w:hint="cs"/>
+          <w:sz w:val="28"/>
+          <w:szCs w:val="28"/>
+          <w:cs/>
+        </w:rPr>
+        <w:t>แฟก</w:t>
+      </w:r>
+      <w:proofErr w:type="spellStart"/>
+      <w:r>
+        <w:rPr>
+          <w:rFonts w:ascii="TH SarabunPSK" w:hAnsi="TH SarabunPSK" w:cs="TH SarabunPSK" w:hint="cs"/>
+          <w:sz w:val="28"/>
+          <w:szCs w:val="28"/>
+          <w:cs/>
+        </w:rPr>
+        <w:t>เต</w:t>
+      </w:r>
+      <w:proofErr w:type="spellEnd"/>
+      <w:r>
+        <w:rPr>
+          <w:rFonts w:ascii="TH SarabunPSK" w:hAnsi="TH SarabunPSK" w:cs="TH SarabunPSK" w:hint="cs"/>
+          <w:sz w:val="28"/>
+          <w:szCs w:val="28"/>
+          <w:cs/>
+        </w:rPr>
+        <w:t>อร์</w:t>
       </w:r>
       <w:r>
         <w:rPr>
@@ -3314,7 +3881,47 @@
           <w:szCs w:val="28"/>
           <w:cs/>
         </w:rPr>
-        <w:t>าสเกลแฟกเตอร์</w:t>
+        <w:t>า</w:t>
+      </w:r>
+      <w:proofErr w:type="spellStart"/>
+      <w:r>
+        <w:rPr>
+          <w:rFonts w:ascii="TH SarabunPSK" w:hAnsi="TH SarabunPSK" w:cs="TH SarabunPSK" w:hint="cs"/>
+          <w:sz w:val="28"/>
+          <w:szCs w:val="28"/>
+          <w:cs/>
+        </w:rPr>
+        <w:t>สเกล</w:t>
+      </w:r>
+      <w:proofErr w:type="spellEnd"/>
+      <w:r>
+        <w:rPr>
+          <w:rFonts w:ascii="TH SarabunPSK" w:hAnsi="TH SarabunPSK" w:cs="TH SarabunPSK" w:hint="cs"/>
+          <w:sz w:val="28"/>
+          <w:szCs w:val="28"/>
+          <w:cs/>
+        </w:rPr>
+        <w:t>แฟก</w:t>
+      </w:r>
+      <w:proofErr w:type="spellStart"/>
+      <w:r>
+        <w:rPr>
+          <w:rFonts w:ascii="TH SarabunPSK" w:hAnsi="TH SarabunPSK" w:cs="TH SarabunPSK" w:hint="cs"/>
+          <w:sz w:val="28"/>
+          <w:szCs w:val="28"/>
+          <w:cs/>
+        </w:rPr>
+        <w:t>เต</w:t>
+      </w:r>
+      <w:proofErr w:type="spellEnd"/>
+      <w:r>
+        <w:rPr>
+          <w:rFonts w:ascii="TH SarabunPSK" w:hAnsi="TH SarabunPSK" w:cs="TH SarabunPSK" w:hint="cs"/>
+          <w:sz w:val="28"/>
+          <w:szCs w:val="28"/>
+          <w:cs/>
+        </w:rPr>
+        <w:t>อร์</w:t>
       </w:r>
       <w:r>
         <w:rPr>
@@ -3361,7 +3968,47 @@
           <w:szCs w:val="28"/>
           <w:cs/>
         </w:rPr>
-        <w:t>าสเกลแฟกเตอร์</w:t>
+        <w:t>า</w:t>
+      </w:r>
+      <w:proofErr w:type="spellStart"/>
+      <w:r>
+        <w:rPr>
+          <w:rFonts w:ascii="TH SarabunPSK" w:hAnsi="TH SarabunPSK" w:cs="TH SarabunPSK" w:hint="cs"/>
+          <w:sz w:val="28"/>
+          <w:szCs w:val="28"/>
+          <w:cs/>
+        </w:rPr>
+        <w:t>สเกล</w:t>
+      </w:r>
+      <w:proofErr w:type="spellEnd"/>
+      <w:r>
+        <w:rPr>
+          <w:rFonts w:ascii="TH SarabunPSK" w:hAnsi="TH SarabunPSK" w:cs="TH SarabunPSK" w:hint="cs"/>
+          <w:sz w:val="28"/>
+          <w:szCs w:val="28"/>
+          <w:cs/>
+        </w:rPr>
+        <w:t>แฟก</w:t>
+      </w:r>
+      <w:proofErr w:type="spellStart"/>
+      <w:r>
+        <w:rPr>
+          <w:rFonts w:ascii="TH SarabunPSK" w:hAnsi="TH SarabunPSK" w:cs="TH SarabunPSK" w:hint="cs"/>
+          <w:sz w:val="28"/>
+          <w:szCs w:val="28"/>
+          <w:cs/>
+        </w:rPr>
+        <w:t>เต</w:t>
+      </w:r>
+      <w:proofErr w:type="spellEnd"/>
+      <w:r>
+        <w:rPr>
+          <w:rFonts w:ascii="TH SarabunPSK" w:hAnsi="TH SarabunPSK" w:cs="TH SarabunPSK" w:hint="cs"/>
+          <w:sz w:val="28"/>
+          <w:szCs w:val="28"/>
+          <w:cs/>
+        </w:rPr>
+        <w:t>อร์</w:t>
       </w:r>
       <w:r>
         <w:rPr>
@@ -3388,7 +4035,47 @@
           <w:szCs w:val="28"/>
           <w:cs/>
         </w:rPr>
-        <w:t>าสเกลแฟกเตอร์</w:t>
+        <w:t>า</w:t>
+      </w:r>
+      <w:proofErr w:type="spellStart"/>
+      <w:r>
+        <w:rPr>
+          <w:rFonts w:ascii="TH SarabunPSK" w:hAnsi="TH SarabunPSK" w:cs="TH SarabunPSK" w:hint="cs"/>
+          <w:sz w:val="28"/>
+          <w:szCs w:val="28"/>
+          <w:cs/>
+        </w:rPr>
+        <w:t>สเกล</w:t>
+      </w:r>
+      <w:proofErr w:type="spellEnd"/>
+      <w:r>
+        <w:rPr>
+          <w:rFonts w:ascii="TH SarabunPSK" w:hAnsi="TH SarabunPSK" w:cs="TH SarabunPSK" w:hint="cs"/>
+          <w:sz w:val="28"/>
+          <w:szCs w:val="28"/>
+          <w:cs/>
+        </w:rPr>
+        <w:t>แฟก</w:t>
+      </w:r>
+      <w:proofErr w:type="spellStart"/>
+      <w:r>
+        <w:rPr>
+          <w:rFonts w:ascii="TH SarabunPSK" w:hAnsi="TH SarabunPSK" w:cs="TH SarabunPSK" w:hint="cs"/>
+          <w:sz w:val="28"/>
+          <w:szCs w:val="28"/>
+          <w:cs/>
+        </w:rPr>
+        <w:t>เต</w:t>
+      </w:r>
+      <w:proofErr w:type="spellEnd"/>
+      <w:r>
+        <w:rPr>
+          <w:rFonts w:ascii="TH SarabunPSK" w:hAnsi="TH SarabunPSK" w:cs="TH SarabunPSK" w:hint="cs"/>
+          <w:sz w:val="28"/>
+          <w:szCs w:val="28"/>
+          <w:cs/>
+        </w:rPr>
+        <w:t>อร์</w:t>
       </w:r>
       <w:r>
         <w:rPr>
@@ -3766,7 +4453,47 @@
           <w:szCs w:val="28"/>
           <w:cs/>
         </w:rPr>
-        <w:t>าสเกลแฟกเตอร์รวม</w:t>
+        <w:t>า</w:t>
+      </w:r>
+      <w:proofErr w:type="spellStart"/>
+      <w:r>
+        <w:rPr>
+          <w:rFonts w:ascii="TH SarabunPSK" w:hAnsi="TH SarabunPSK" w:cs="TH SarabunPSK" w:hint="cs"/>
+          <w:sz w:val="28"/>
+          <w:szCs w:val="28"/>
+          <w:cs/>
+        </w:rPr>
+        <w:t>สเกล</w:t>
+      </w:r>
+      <w:proofErr w:type="spellEnd"/>
+      <w:r>
+        <w:rPr>
+          <w:rFonts w:ascii="TH SarabunPSK" w:hAnsi="TH SarabunPSK" w:cs="TH SarabunPSK" w:hint="cs"/>
+          <w:sz w:val="28"/>
+          <w:szCs w:val="28"/>
+          <w:cs/>
+        </w:rPr>
+        <w:t>แฟก</w:t>
+      </w:r>
+      <w:proofErr w:type="spellStart"/>
+      <w:r>
+        <w:rPr>
+          <w:rFonts w:ascii="TH SarabunPSK" w:hAnsi="TH SarabunPSK" w:cs="TH SarabunPSK" w:hint="cs"/>
+          <w:sz w:val="28"/>
+          <w:szCs w:val="28"/>
+          <w:cs/>
+        </w:rPr>
+        <w:t>เต</w:t>
+      </w:r>
+      <w:proofErr w:type="spellEnd"/>
+      <w:r>
+        <w:rPr>
+          <w:rFonts w:ascii="TH SarabunPSK" w:hAnsi="TH SarabunPSK" w:cs="TH SarabunPSK" w:hint="cs"/>
+          <w:sz w:val="28"/>
+          <w:szCs w:val="28"/>
+          <w:cs/>
+        </w:rPr>
+        <w:t>อร์รวม</w:t>
       </w:r>
       <w:r>
         <w:rPr>
@@ -4122,7 +4849,7 @@
           <w:szCs w:val="28"/>
         </w:rPr>
         <w:drawing>
-          <wp:inline distT="0" distB="0" distL="0" distR="0" wp14:anchorId="2D816C26" wp14:editId="4CFEA523">
+          <wp:inline distT="0" distB="0" distL="0" distR="0" wp14:anchorId="2D816C26" wp14:editId="4FBC9C1E">
             <wp:extent cx="2173839" cy="3129497"/>
             <wp:effectExtent l="0" t="0" r="0" b="0"/>
             <wp:docPr id="1749254870" name="รูปภาพ 4"/>
@@ -4186,7 +4913,7 @@
           <w:szCs w:val="28"/>
         </w:rPr>
         <w:drawing>
-          <wp:inline distT="0" distB="0" distL="0" distR="0" wp14:anchorId="088E0847" wp14:editId="304E7581">
+          <wp:inline distT="0" distB="0" distL="0" distR="0" wp14:anchorId="088E0847" wp14:editId="09B3BF3F">
             <wp:extent cx="2362427" cy="3119718"/>
             <wp:effectExtent l="0" t="0" r="0" b="5080"/>
             <wp:docPr id="1514802136" name="รูปภาพ 6"/>
@@ -4321,7 +5048,27 @@
           <w:szCs w:val="28"/>
           <w:cs/>
         </w:rPr>
-        <w:t>ชั้นข้อมูลที่ใช้อางอิงในมาตรฐานนี้ได้แก่</w:t>
+        <w:t>ชั้นข้อมูลที่ใช้อางอ</w:t>
+      </w:r>
+      <w:proofErr w:type="spellStart"/>
+      <w:r>
+        <w:rPr>
+          <w:rFonts w:ascii="TH SarabunPSK" w:hAnsi="TH SarabunPSK" w:cs="TH SarabunPSK" w:hint="cs"/>
+          <w:sz w:val="28"/>
+          <w:szCs w:val="28"/>
+          <w:cs/>
+        </w:rPr>
+        <w:t>ิง</w:t>
+      </w:r>
+      <w:proofErr w:type="spellEnd"/>
+      <w:r>
+        <w:rPr>
+          <w:rFonts w:ascii="TH SarabunPSK" w:hAnsi="TH SarabunPSK" w:cs="TH SarabunPSK" w:hint="cs"/>
+          <w:sz w:val="28"/>
+          <w:szCs w:val="28"/>
+          <w:cs/>
+        </w:rPr>
+        <w:t>ในมาตรฐานนี้ได้แก่</w:t>
       </w:r>
     </w:p>
     <w:p>
@@ -4781,8 +5528,19 @@
           <w:szCs w:val="28"/>
           <w:cs/>
         </w:rPr>
-        <w:t>ค่าความสูง: หน่วย เมตร อ้างอิงแบบจำลองจีออยด์</w:t>
-      </w:r>
+        <w:t>ค่าความสูง: หน่วย เมตร อ้างอิงแบบจำลองจีออย</w:t>
+      </w:r>
+      <w:proofErr w:type="spellStart"/>
+      <w:r>
+        <w:rPr>
+          <w:rFonts w:ascii="TH SarabunPSK" w:hAnsi="TH SarabunPSK" w:cs="TH SarabunPSK"/>
+          <w:sz w:val="28"/>
+          <w:szCs w:val="28"/>
+          <w:cs/>
+        </w:rPr>
+        <w:t>ด์</w:t>
+      </w:r>
+      <w:proofErr w:type="spellEnd"/>
       <w:r>
         <w:rPr>
           <w:rFonts w:ascii="TH SarabunPSK" w:hAnsi="TH SarabunPSK" w:cs="TH SarabunPSK"/>
@@ -4868,13 +5626,23 @@
         </w:rPr>
         <w:t xml:space="preserve">รูปแบบที่ใช้ทั่วไป: </w:t>
       </w:r>
-      <w:r>
-        <w:rPr>
-          <w:rFonts w:ascii="TH SarabunPSK" w:hAnsi="TH SarabunPSK" w:cs="TH SarabunPSK"/>
-          <w:sz w:val="28"/>
-          <w:szCs w:val="28"/>
-        </w:rPr>
-        <w:t>GeoTIFF Raster</w:t>
+      <w:proofErr w:type="spellStart"/>
+      <w:r>
+        <w:rPr>
+          <w:rFonts w:ascii="TH SarabunPSK" w:hAnsi="TH SarabunPSK" w:cs="TH SarabunPSK"/>
+          <w:sz w:val="28"/>
+          <w:szCs w:val="28"/>
+        </w:rPr>
+        <w:t>GeoTIFF</w:t>
+      </w:r>
+      <w:proofErr w:type="spellEnd"/>
+      <w:r>
+        <w:rPr>
+          <w:rFonts w:ascii="TH SarabunPSK" w:hAnsi="TH SarabunPSK" w:cs="TH SarabunPSK"/>
+          <w:sz w:val="28"/>
+          <w:szCs w:val="28"/>
+        </w:rPr>
+        <w:t xml:space="preserve"> Raster</w:t>
       </w:r>
     </w:p>
     <w:p>
@@ -5011,7 +5779,27 @@
           <w:szCs w:val="28"/>
           <w:cs/>
         </w:rPr>
-        <w:t>ใช้แบบจำลองกริดประชากร</w:t>
+        <w:t>ใช้แบบจำลองก</w:t>
+      </w:r>
+      <w:proofErr w:type="spellStart"/>
+      <w:r>
+        <w:rPr>
+          <w:rFonts w:ascii="TH SarabunPSK" w:hAnsi="TH SarabunPSK" w:cs="TH SarabunPSK" w:hint="cs"/>
+          <w:sz w:val="28"/>
+          <w:szCs w:val="28"/>
+          <w:cs/>
+        </w:rPr>
+        <w:t>ริด</w:t>
+      </w:r>
+      <w:proofErr w:type="spellEnd"/>
+      <w:r>
+        <w:rPr>
+          <w:rFonts w:ascii="TH SarabunPSK" w:hAnsi="TH SarabunPSK" w:cs="TH SarabunPSK" w:hint="cs"/>
+          <w:sz w:val="28"/>
+          <w:szCs w:val="28"/>
+          <w:cs/>
+        </w:rPr>
+        <w:t>ประชากร</w:t>
       </w:r>
       <w:r>
         <w:rPr>
@@ -5021,13 +5809,23 @@
         </w:rPr>
         <w:t xml:space="preserve"> </w:t>
       </w:r>
-      <w:r>
-        <w:rPr>
-          <w:rFonts w:ascii="TH SarabunPSK" w:hAnsi="TH SarabunPSK" w:cs="TH SarabunPSK"/>
-          <w:sz w:val="28"/>
-          <w:szCs w:val="28"/>
-        </w:rPr>
-        <w:t>WorldPop Global 2</w:t>
+      <w:proofErr w:type="spellStart"/>
+      <w:r>
+        <w:rPr>
+          <w:rFonts w:ascii="TH SarabunPSK" w:hAnsi="TH SarabunPSK" w:cs="TH SarabunPSK"/>
+          <w:sz w:val="28"/>
+          <w:szCs w:val="28"/>
+        </w:rPr>
+        <w:t>WorldPop</w:t>
+      </w:r>
+      <w:proofErr w:type="spellEnd"/>
+      <w:r>
+        <w:rPr>
+          <w:rFonts w:ascii="TH SarabunPSK" w:hAnsi="TH SarabunPSK" w:cs="TH SarabunPSK"/>
+          <w:sz w:val="28"/>
+          <w:szCs w:val="28"/>
+        </w:rPr>
+        <w:t xml:space="preserve"> Global 2</w:t>
       </w:r>
       <w:r>
         <w:rPr>
@@ -5071,8 +5869,29 @@
           <w:szCs w:val="28"/>
           <w:cs/>
         </w:rPr>
-        <w:t xml:space="preserve">จำนวนประชากรแบบกริดความละเอียดสูง จัดทำโดย </w:t>
-      </w:r>
+        <w:t>จำนวนประชากรแบบก</w:t>
+      </w:r>
+      <w:proofErr w:type="spellStart"/>
+      <w:r>
+        <w:rPr>
+          <w:rFonts w:ascii="TH SarabunPSK" w:hAnsi="TH SarabunPSK" w:cs="TH SarabunPSK"/>
+          <w:sz w:val="28"/>
+          <w:szCs w:val="28"/>
+          <w:cs/>
+        </w:rPr>
+        <w:t>ริด</w:t>
+      </w:r>
+      <w:proofErr w:type="spellEnd"/>
+      <w:r>
+        <w:rPr>
+          <w:rFonts w:ascii="TH SarabunPSK" w:hAnsi="TH SarabunPSK" w:cs="TH SarabunPSK"/>
+          <w:sz w:val="28"/>
+          <w:szCs w:val="28"/>
+          <w:cs/>
+        </w:rPr>
+        <w:t xml:space="preserve">ความละเอียดสูง จัดทำโดย </w:t>
+      </w:r>
+      <w:proofErr w:type="spellStart"/>
       <w:r>
         <w:rPr>
           <w:rFonts w:ascii="TH SarabunPSK" w:hAnsi="TH SarabunPSK" w:cs="TH SarabunPSK"/>
@@ -5081,6 +5900,7 @@
         </w:rPr>
         <w:t>WorldPop</w:t>
       </w:r>
+      <w:proofErr w:type="spellEnd"/>
       <w:r>
         <w:rPr>
           <w:rFonts w:ascii="TH SarabunPSK" w:hAnsi="TH SarabunPSK" w:cs="TH SarabunPSK" w:hint="cs"/>
@@ -5209,13 +6029,23 @@
         </w:rPr>
         <w:t xml:space="preserve">รูปแบบข้อมูล: </w:t>
       </w:r>
-      <w:r>
-        <w:rPr>
-          <w:rFonts w:ascii="TH SarabunPSK" w:hAnsi="TH SarabunPSK" w:cs="TH SarabunPSK"/>
-          <w:sz w:val="28"/>
-          <w:szCs w:val="28"/>
-        </w:rPr>
-        <w:t>GeoTIFF Raster</w:t>
+      <w:proofErr w:type="spellStart"/>
+      <w:r>
+        <w:rPr>
+          <w:rFonts w:ascii="TH SarabunPSK" w:hAnsi="TH SarabunPSK" w:cs="TH SarabunPSK"/>
+          <w:sz w:val="28"/>
+          <w:szCs w:val="28"/>
+        </w:rPr>
+        <w:t>GeoTIFF</w:t>
+      </w:r>
+      <w:proofErr w:type="spellEnd"/>
+      <w:r>
+        <w:rPr>
+          <w:rFonts w:ascii="TH SarabunPSK" w:hAnsi="TH SarabunPSK" w:cs="TH SarabunPSK"/>
+          <w:sz w:val="28"/>
+          <w:szCs w:val="28"/>
+        </w:rPr>
+        <w:t xml:space="preserve"> Raster</w:t>
       </w:r>
     </w:p>
     <w:p>
@@ -5326,7 +6156,47 @@
           <w:szCs w:val="28"/>
           <w:cs/>
         </w:rPr>
-        <w:t>ค่าพิกเซล: จำนวนคนโดยประมาณในแต่ละพิกเซล ไม่ใช่คนต่อตารางกิโลเมตร</w:t>
+        <w:t>ค่า</w:t>
+      </w:r>
+      <w:proofErr w:type="spellStart"/>
+      <w:r>
+        <w:rPr>
+          <w:rFonts w:ascii="TH SarabunPSK" w:hAnsi="TH SarabunPSK" w:cs="TH SarabunPSK"/>
+          <w:sz w:val="28"/>
+          <w:szCs w:val="28"/>
+          <w:cs/>
+        </w:rPr>
+        <w:t>พิกเซล</w:t>
+      </w:r>
+      <w:proofErr w:type="spellEnd"/>
+      <w:r>
+        <w:rPr>
+          <w:rFonts w:ascii="TH SarabunPSK" w:hAnsi="TH SarabunPSK" w:cs="TH SarabunPSK"/>
+          <w:sz w:val="28"/>
+          <w:szCs w:val="28"/>
+          <w:cs/>
+        </w:rPr>
+        <w:t>: จำนวนคนโดยประมาณในแต่ละ</w:t>
+      </w:r>
+      <w:proofErr w:type="spellStart"/>
+      <w:r>
+        <w:rPr>
+          <w:rFonts w:ascii="TH SarabunPSK" w:hAnsi="TH SarabunPSK" w:cs="TH SarabunPSK"/>
+          <w:sz w:val="28"/>
+          <w:szCs w:val="28"/>
+          <w:cs/>
+        </w:rPr>
+        <w:t>พิกเซล</w:t>
+      </w:r>
+      <w:proofErr w:type="spellEnd"/>
+      <w:r>
+        <w:rPr>
+          <w:rFonts w:ascii="TH SarabunPSK" w:hAnsi="TH SarabunPSK" w:cs="TH SarabunPSK"/>
+          <w:sz w:val="28"/>
+          <w:szCs w:val="28"/>
+          <w:cs/>
+        </w:rPr>
+        <w:t xml:space="preserve"> ไม่ใช่คนต่อตารางกิโลเมตร</w:t>
       </w:r>
     </w:p>
     <w:p>
@@ -5389,7 +6259,27 @@
           <w:szCs w:val="28"/>
           <w:cs/>
         </w:rPr>
-        <w:t xml:space="preserve">วิธีการ: กระจายยอดประชากรจากหน่วยการปกครองลงสู่กริดด้วย </w:t>
+        <w:t>วิธีการ: กระจายยอดประชากรจากหน่วยการปกครองลงสู่ก</w:t>
+      </w:r>
+      <w:proofErr w:type="spellStart"/>
+      <w:r>
+        <w:rPr>
+          <w:rFonts w:ascii="TH SarabunPSK" w:hAnsi="TH SarabunPSK" w:cs="TH SarabunPSK"/>
+          <w:sz w:val="28"/>
+          <w:szCs w:val="28"/>
+          <w:cs/>
+        </w:rPr>
+        <w:t>ริด</w:t>
+      </w:r>
+      <w:proofErr w:type="spellEnd"/>
+      <w:r>
+        <w:rPr>
+          <w:rFonts w:ascii="TH SarabunPSK" w:hAnsi="TH SarabunPSK" w:cs="TH SarabunPSK"/>
+          <w:sz w:val="28"/>
+          <w:szCs w:val="28"/>
+          <w:cs/>
+        </w:rPr>
+        <w:t xml:space="preserve">ด้วย </w:t>
       </w:r>
       <w:r>
         <w:rPr>
@@ -5408,13 +6298,23 @@
         </w:rPr>
         <w:t xml:space="preserve">และ </w:t>
       </w:r>
-      <w:r>
-        <w:rPr>
-          <w:rFonts w:ascii="TH SarabunPSK" w:hAnsi="TH SarabunPSK" w:cs="TH SarabunPSK"/>
-          <w:sz w:val="28"/>
-          <w:szCs w:val="28"/>
-        </w:rPr>
-        <w:t xml:space="preserve">dasymetric redistribution </w:t>
+      <w:proofErr w:type="spellStart"/>
+      <w:r>
+        <w:rPr>
+          <w:rFonts w:ascii="TH SarabunPSK" w:hAnsi="TH SarabunPSK" w:cs="TH SarabunPSK"/>
+          <w:sz w:val="28"/>
+          <w:szCs w:val="28"/>
+        </w:rPr>
+        <w:t>dasymetric</w:t>
+      </w:r>
+      <w:proofErr w:type="spellEnd"/>
+      <w:r>
+        <w:rPr>
+          <w:rFonts w:ascii="TH SarabunPSK" w:hAnsi="TH SarabunPSK" w:cs="TH SarabunPSK"/>
+          <w:sz w:val="28"/>
+          <w:szCs w:val="28"/>
+        </w:rPr>
+        <w:t xml:space="preserve"> redistribution </w:t>
       </w:r>
       <w:r>
         <w:rPr>
@@ -5548,6 +6448,7 @@
           <w:szCs w:val="28"/>
         </w:rPr>
       </w:pPr>
+      <w:proofErr w:type="gramStart"/>
       <w:r>
         <w:rPr>
           <w:rFonts w:ascii="TH SarabunPSK" w:hAnsi="TH SarabunPSK" w:cs="TH SarabunPSK"/>
@@ -5564,7 +6465,57 @@
           <w:szCs w:val="28"/>
           <w:cs/>
         </w:rPr>
-        <w:t>การวิเตราะห์ระนาบการฉายที่ระดับ รทก ต่าง เหนือจังหวัด</w:t>
+        <w:t>การวิ</w:t>
+      </w:r>
+      <w:proofErr w:type="spellStart"/>
+      <w:r>
+        <w:rPr>
+          <w:rFonts w:ascii="TH SarabunPSK" w:hAnsi="TH SarabunPSK" w:cs="TH SarabunPSK" w:hint="cs"/>
+          <w:sz w:val="28"/>
+          <w:szCs w:val="28"/>
+          <w:cs/>
+        </w:rPr>
+        <w:t>เต</w:t>
+      </w:r>
+      <w:proofErr w:type="spellEnd"/>
+      <w:r>
+        <w:rPr>
+          <w:rFonts w:ascii="TH SarabunPSK" w:hAnsi="TH SarabunPSK" w:cs="TH SarabunPSK" w:hint="cs"/>
+          <w:sz w:val="28"/>
+          <w:szCs w:val="28"/>
+          <w:cs/>
+        </w:rPr>
+        <w:t>รา</w:t>
+      </w:r>
+      <w:proofErr w:type="spellStart"/>
+      <w:r>
+        <w:rPr>
+          <w:rFonts w:ascii="TH SarabunPSK" w:hAnsi="TH SarabunPSK" w:cs="TH SarabunPSK" w:hint="cs"/>
+          <w:sz w:val="28"/>
+          <w:szCs w:val="28"/>
+          <w:cs/>
+        </w:rPr>
+        <w:t>ะห์</w:t>
+      </w:r>
+      <w:proofErr w:type="spellEnd"/>
+      <w:r>
+        <w:rPr>
+          <w:rFonts w:ascii="TH SarabunPSK" w:hAnsi="TH SarabunPSK" w:cs="TH SarabunPSK" w:hint="cs"/>
+          <w:sz w:val="28"/>
+          <w:szCs w:val="28"/>
+          <w:cs/>
+        </w:rPr>
+        <w:t>ระนาบการฉายที่ระดับ</w:t>
+      </w:r>
+      <w:proofErr w:type="gramEnd"/>
+      <w:r>
+        <w:rPr>
+          <w:rFonts w:ascii="TH SarabunPSK" w:hAnsi="TH SarabunPSK" w:cs="TH SarabunPSK" w:hint="cs"/>
+          <w:sz w:val="28"/>
+          <w:szCs w:val="28"/>
+          <w:cs/>
+        </w:rPr>
+        <w:t xml:space="preserve"> รทก ต่าง เหนือจังหวัด</w:t>
       </w:r>
     </w:p>
     <w:p>
@@ -6062,6 +7013,7 @@
         </w:rPr>
         <w:t xml:space="preserve">รายจังหวัดในรูปแบบ </w:t>
       </w:r>
+      <w:proofErr w:type="spellStart"/>
       <w:r>
         <w:rPr>
           <w:rFonts w:ascii="TH SarabunPSK" w:eastAsiaTheme="majorEastAsia" w:hAnsi="TH SarabunPSK" w:cs="TH SarabunPSK"/>
@@ -6071,6 +7023,7 @@
         </w:rPr>
         <w:t>OnePage</w:t>
       </w:r>
+      <w:proofErr w:type="spellEnd"/>
     </w:p>
     <w:p>
       <w:pPr>
@@ -6307,8 +7260,18 @@
           <w:sz w:val="28"/>
           <w:cs/>
         </w:rPr>
-        <w:t>ขนิด</w:t>
-      </w:r>
+        <w:t>ขน</w:t>
+      </w:r>
+      <w:proofErr w:type="spellStart"/>
+      <w:r>
+        <w:rPr>
+          <w:rFonts w:ascii="TH SarabunPSK" w:hAnsi="TH SarabunPSK" w:cs="TH SarabunPSK" w:hint="cs"/>
+          <w:sz w:val="28"/>
+          <w:cs/>
+        </w:rPr>
+        <w:t>ิด</w:t>
+      </w:r>
+      <w:proofErr w:type="spellEnd"/>
       <w:r>
         <w:rPr>
           <w:rFonts w:ascii="TH SarabunPSK" w:hAnsi="TH SarabunPSK" w:cs="TH SarabunPSK"/>
@@ -6391,7 +7354,39 @@
           <w:rFonts w:ascii="TH SarabunPSK" w:hAnsi="TH SarabunPSK" w:cs="TH SarabunPSK"/>
           <w:sz w:val="28"/>
         </w:rPr>
-        <w:t xml:space="preserve">+proj=tmerc +lat_0=0.0 +lon_0=104°45′ +k_0=1.000016 +x_0=50000 +y_0=-1610000 </w:t>
+        <w:t>+</w:t>
+      </w:r>
+      <w:proofErr w:type="spellStart"/>
+      <w:r>
+        <w:rPr>
+          <w:rFonts w:ascii="TH SarabunPSK" w:hAnsi="TH SarabunPSK" w:cs="TH SarabunPSK"/>
+          <w:sz w:val="28"/>
+        </w:rPr>
+        <w:t>proj</w:t>
+      </w:r>
+      <w:proofErr w:type="spellEnd"/>
+      <w:r>
+        <w:rPr>
+          <w:rFonts w:ascii="TH SarabunPSK" w:hAnsi="TH SarabunPSK" w:cs="TH SarabunPSK"/>
+          <w:sz w:val="28"/>
+        </w:rPr>
+        <w:t>=</w:t>
+      </w:r>
+      <w:proofErr w:type="spellStart"/>
+      <w:r>
+        <w:rPr>
+          <w:rFonts w:ascii="TH SarabunPSK" w:hAnsi="TH SarabunPSK" w:cs="TH SarabunPSK"/>
+          <w:sz w:val="28"/>
+        </w:rPr>
+        <w:t>tmerc</w:t>
+      </w:r>
+      <w:proofErr w:type="spellEnd"/>
+      <w:r>
+        <w:rPr>
+          <w:rFonts w:ascii="TH SarabunPSK" w:hAnsi="TH SarabunPSK" w:cs="TH SarabunPSK"/>
+          <w:sz w:val="28"/>
+        </w:rPr>
+        <w:t xml:space="preserve"> +lat_0=0.0 +lon_0=104°45′ +k_0=1.000016 +x_0=50000 +y_0=-1610000 </w:t>
       </w:r>
     </w:p>
     <w:p>
@@ -6416,8 +7411,49 @@
           <w:rFonts w:ascii="TH SarabunPSK" w:hAnsi="TH SarabunPSK" w:cs="TH SarabunPSK"/>
           <w:sz w:val="28"/>
         </w:rPr>
-        <w:t>+ellps=WGS84 +units=m +no_defs +type=crs</w:t>
-      </w:r>
+        <w:t>+</w:t>
+      </w:r>
+      <w:proofErr w:type="spellStart"/>
+      <w:r>
+        <w:rPr>
+          <w:rFonts w:ascii="TH SarabunPSK" w:hAnsi="TH SarabunPSK" w:cs="TH SarabunPSK"/>
+          <w:sz w:val="28"/>
+        </w:rPr>
+        <w:t>ellps</w:t>
+      </w:r>
+      <w:proofErr w:type="spellEnd"/>
+      <w:r>
+        <w:rPr>
+          <w:rFonts w:ascii="TH SarabunPSK" w:hAnsi="TH SarabunPSK" w:cs="TH SarabunPSK"/>
+          <w:sz w:val="28"/>
+        </w:rPr>
+        <w:t>=WGS84 +units=m +</w:t>
+      </w:r>
+      <w:proofErr w:type="spellStart"/>
+      <w:r>
+        <w:rPr>
+          <w:rFonts w:ascii="TH SarabunPSK" w:hAnsi="TH SarabunPSK" w:cs="TH SarabunPSK"/>
+          <w:sz w:val="28"/>
+        </w:rPr>
+        <w:t>no_defs</w:t>
+      </w:r>
+      <w:proofErr w:type="spellEnd"/>
+      <w:r>
+        <w:rPr>
+          <w:rFonts w:ascii="TH SarabunPSK" w:hAnsi="TH SarabunPSK" w:cs="TH SarabunPSK"/>
+          <w:sz w:val="28"/>
+        </w:rPr>
+        <w:t xml:space="preserve"> +type=</w:t>
+      </w:r>
+      <w:proofErr w:type="spellStart"/>
+      <w:r>
+        <w:rPr>
+          <w:rFonts w:ascii="TH SarabunPSK" w:hAnsi="TH SarabunPSK" w:cs="TH SarabunPSK"/>
+          <w:sz w:val="28"/>
+        </w:rPr>
+        <w:t>crs</w:t>
+      </w:r>
+      <w:proofErr w:type="spellEnd"/>
     </w:p>
     <w:p>
       <w:pPr>
@@ -6441,7 +7477,32 @@
           <w:rFonts w:ascii="TH SarabunPSK" w:hAnsi="TH SarabunPSK" w:cs="TH SarabunPSK"/>
           <w:sz w:val="28"/>
         </w:rPr>
-        <w:t>Designed Project Plane :hPP=+102.09 m. / MSL=+125.00 m. tied to k0 = 1.000016</w:t>
+        <w:t xml:space="preserve">Designed Project </w:t>
+      </w:r>
+      <w:proofErr w:type="gramStart"/>
+      <w:r>
+        <w:rPr>
+          <w:rFonts w:ascii="TH SarabunPSK" w:hAnsi="TH SarabunPSK" w:cs="TH SarabunPSK"/>
+          <w:sz w:val="28"/>
+        </w:rPr>
+        <w:t>Plane :</w:t>
+      </w:r>
+      <w:proofErr w:type="spellStart"/>
+      <w:r>
+        <w:rPr>
+          <w:rFonts w:ascii="TH SarabunPSK" w:hAnsi="TH SarabunPSK" w:cs="TH SarabunPSK"/>
+          <w:sz w:val="28"/>
+        </w:rPr>
+        <w:t>hPP</w:t>
+      </w:r>
+      <w:proofErr w:type="spellEnd"/>
+      <w:proofErr w:type="gramEnd"/>
+      <w:r>
+        <w:rPr>
+          <w:rFonts w:ascii="TH SarabunPSK" w:hAnsi="TH SarabunPSK" w:cs="TH SarabunPSK"/>
+          <w:sz w:val="28"/>
+        </w:rPr>
+        <w:t>=+102.09 m. / MSL=+125.00 m. tied to k0 = 1.000016</w:t>
       </w:r>
     </w:p>
     <w:p>
@@ -6571,8 +7632,33 @@
                 <w:rFonts w:ascii="TH SarabunPSK" w:hAnsi="TH SarabunPSK" w:cs="TH SarabunPSK"/>
                 <w:sz w:val="28"/>
               </w:rPr>
-              <w:t>+proj=tmerc</w:t>
-            </w:r>
+              <w:t>+</w:t>
+            </w:r>
+            <w:proofErr w:type="spellStart"/>
+            <w:r>
+              <w:rPr>
+                <w:rFonts w:ascii="TH SarabunPSK" w:hAnsi="TH SarabunPSK" w:cs="TH SarabunPSK"/>
+                <w:sz w:val="28"/>
+              </w:rPr>
+              <w:t>proj</w:t>
+            </w:r>
+            <w:proofErr w:type="spellEnd"/>
+            <w:r>
+              <w:rPr>
+                <w:rFonts w:ascii="TH SarabunPSK" w:hAnsi="TH SarabunPSK" w:cs="TH SarabunPSK"/>
+                <w:sz w:val="28"/>
+              </w:rPr>
+              <w:t>=</w:t>
+            </w:r>
+            <w:proofErr w:type="spellStart"/>
+            <w:r>
+              <w:rPr>
+                <w:rFonts w:ascii="TH SarabunPSK" w:hAnsi="TH SarabunPSK" w:cs="TH SarabunPSK"/>
+                <w:sz w:val="28"/>
+              </w:rPr>
+              <w:t>tmerc</w:t>
+            </w:r>
+            <w:proofErr w:type="spellEnd"/>
           </w:p>
           <w:p>
             <w:pPr>
@@ -6765,7 +7851,23 @@
                 <w:rFonts w:ascii="TH SarabunPSK" w:hAnsi="TH SarabunPSK" w:cs="TH SarabunPSK"/>
                 <w:sz w:val="28"/>
               </w:rPr>
-              <w:t>+ellps=WGS84</w:t>
+              <w:t>+</w:t>
+            </w:r>
+            <w:proofErr w:type="spellStart"/>
+            <w:r>
+              <w:rPr>
+                <w:rFonts w:ascii="TH SarabunPSK" w:hAnsi="TH SarabunPSK" w:cs="TH SarabunPSK"/>
+                <w:sz w:val="28"/>
+              </w:rPr>
+              <w:t>ellps</w:t>
+            </w:r>
+            <w:proofErr w:type="spellEnd"/>
+            <w:r>
+              <w:rPr>
+                <w:rFonts w:ascii="TH SarabunPSK" w:hAnsi="TH SarabunPSK" w:cs="TH SarabunPSK"/>
+                <w:sz w:val="28"/>
+              </w:rPr>
+              <w:t>=WGS84</w:t>
             </w:r>
           </w:p>
           <w:p>
@@ -6811,8 +7913,17 @@
                 <w:rFonts w:ascii="TH SarabunPSK" w:hAnsi="TH SarabunPSK" w:cs="TH SarabunPSK"/>
                 <w:sz w:val="28"/>
               </w:rPr>
-              <w:t>+no_defs</w:t>
-            </w:r>
+              <w:t>+</w:t>
+            </w:r>
+            <w:proofErr w:type="spellStart"/>
+            <w:r>
+              <w:rPr>
+                <w:rFonts w:ascii="TH SarabunPSK" w:hAnsi="TH SarabunPSK" w:cs="TH SarabunPSK"/>
+                <w:sz w:val="28"/>
+              </w:rPr>
+              <w:t>no_defs</w:t>
+            </w:r>
+            <w:proofErr w:type="spellEnd"/>
           </w:p>
           <w:p>
             <w:pPr>
@@ -6835,8 +7946,17 @@
                 <w:rFonts w:ascii="TH SarabunPSK" w:hAnsi="TH SarabunPSK" w:cs="TH SarabunPSK"/>
                 <w:sz w:val="28"/>
               </w:rPr>
-              <w:t>+type=crs</w:t>
-            </w:r>
+              <w:t>+type=</w:t>
+            </w:r>
+            <w:proofErr w:type="spellStart"/>
+            <w:r>
+              <w:rPr>
+                <w:rFonts w:ascii="TH SarabunPSK" w:hAnsi="TH SarabunPSK" w:cs="TH SarabunPSK"/>
+                <w:sz w:val="28"/>
+              </w:rPr>
+              <w:t>crs</w:t>
+            </w:r>
+            <w:proofErr w:type="spellEnd"/>
           </w:p>
         </w:tc>
         <w:tc>
@@ -7053,8 +8173,18 @@
                 <w:sz w:val="28"/>
                 <w:cs/>
               </w:rPr>
-              <w:t>เมอริเดียน</w:t>
-            </w:r>
+              <w:t>เมอริเดี</w:t>
+            </w:r>
+            <w:proofErr w:type="spellStart"/>
+            <w:r>
+              <w:rPr>
+                <w:rFonts w:ascii="TH SarabunPSK" w:hAnsi="TH SarabunPSK" w:cs="TH SarabunPSK" w:hint="cs"/>
+                <w:sz w:val="28"/>
+                <w:cs/>
+              </w:rPr>
+              <w:t>ยน</w:t>
+            </w:r>
+            <w:proofErr w:type="spellEnd"/>
             <w:r>
               <w:rPr>
                 <w:rFonts w:ascii="TH SarabunPSK" w:hAnsi="TH SarabunPSK" w:cs="TH SarabunPSK"/>
@@ -7163,7 +8293,23 @@
                 <w:rFonts w:ascii="TH SarabunPSK" w:hAnsi="TH SarabunPSK" w:cs="TH SarabunPSK"/>
                 <w:sz w:val="28"/>
               </w:rPr>
-              <w:t xml:space="preserve"> (Degree Minute :DM)</w:t>
+              <w:t xml:space="preserve"> (Degree </w:t>
+            </w:r>
+            <w:proofErr w:type="gramStart"/>
+            <w:r>
+              <w:rPr>
+                <w:rFonts w:ascii="TH SarabunPSK" w:hAnsi="TH SarabunPSK" w:cs="TH SarabunPSK"/>
+                <w:sz w:val="28"/>
+              </w:rPr>
+              <w:t>Minute :DM</w:t>
+            </w:r>
+            <w:proofErr w:type="gramEnd"/>
+            <w:r>
+              <w:rPr>
+                <w:rFonts w:ascii="TH SarabunPSK" w:hAnsi="TH SarabunPSK" w:cs="TH SarabunPSK"/>
+                <w:sz w:val="28"/>
+              </w:rPr>
+              <w:t>)</w:t>
             </w:r>
             <w:r>
               <w:rPr>
@@ -7193,7 +8339,23 @@
                 <w:rFonts w:ascii="TH SarabunPSK" w:hAnsi="TH SarabunPSK" w:cs="TH SarabunPSK"/>
                 <w:sz w:val="28"/>
               </w:rPr>
-              <w:t>(Decimal Degree :DD)</w:t>
+              <w:t xml:space="preserve">(Decimal </w:t>
+            </w:r>
+            <w:proofErr w:type="gramStart"/>
+            <w:r>
+              <w:rPr>
+                <w:rFonts w:ascii="TH SarabunPSK" w:hAnsi="TH SarabunPSK" w:cs="TH SarabunPSK"/>
+                <w:sz w:val="28"/>
+              </w:rPr>
+              <w:t>Degree :DD</w:t>
+            </w:r>
+            <w:proofErr w:type="gramEnd"/>
+            <w:r>
+              <w:rPr>
+                <w:rFonts w:ascii="TH SarabunPSK" w:hAnsi="TH SarabunPSK" w:cs="TH SarabunPSK"/>
+                <w:sz w:val="28"/>
+              </w:rPr>
+              <w:t>)</w:t>
             </w:r>
             <w:r>
               <w:rPr>
@@ -7225,6 +8387,7 @@
               </w:rPr>
               <w:t xml:space="preserve"> 1.85 </w:t>
             </w:r>
+            <w:proofErr w:type="gramStart"/>
             <w:r>
               <w:rPr>
                 <w:rFonts w:ascii="TH SarabunPSK" w:hAnsi="TH SarabunPSK" w:cs="TH SarabunPSK" w:hint="cs"/>
@@ -7240,6 +8403,7 @@
               </w:rPr>
               <w:t>)</w:t>
             </w:r>
+            <w:proofErr w:type="gramEnd"/>
           </w:p>
           <w:p>
             <w:pPr>
@@ -7273,7 +8437,43 @@
                 <w:sz w:val="28"/>
                 <w:cs/>
               </w:rPr>
-              <w:t>ค่าสเกลแฟกเตอร์เริ่มต้น ให้ปัดเศษ นิยามให้ใช้จุดทศนิยม 6 ตำแหน่ง</w:t>
+              <w:t>ค่า</w:t>
+            </w:r>
+            <w:proofErr w:type="spellStart"/>
+            <w:r>
+              <w:rPr>
+                <w:rFonts w:ascii="TH SarabunPSK" w:hAnsi="TH SarabunPSK" w:cs="TH SarabunPSK" w:hint="cs"/>
+                <w:sz w:val="28"/>
+                <w:cs/>
+              </w:rPr>
+              <w:t>สเกล</w:t>
+            </w:r>
+            <w:proofErr w:type="spellEnd"/>
+            <w:r>
+              <w:rPr>
+                <w:rFonts w:ascii="TH SarabunPSK" w:hAnsi="TH SarabunPSK" w:cs="TH SarabunPSK" w:hint="cs"/>
+                <w:sz w:val="28"/>
+                <w:cs/>
+              </w:rPr>
+              <w:t>แฟก</w:t>
+            </w:r>
+            <w:proofErr w:type="spellStart"/>
+            <w:r>
+              <w:rPr>
+                <w:rFonts w:ascii="TH SarabunPSK" w:hAnsi="TH SarabunPSK" w:cs="TH SarabunPSK" w:hint="cs"/>
+                <w:sz w:val="28"/>
+                <w:cs/>
+              </w:rPr>
+              <w:t>เต</w:t>
+            </w:r>
+            <w:proofErr w:type="spellEnd"/>
+            <w:r>
+              <w:rPr>
+                <w:rFonts w:ascii="TH SarabunPSK" w:hAnsi="TH SarabunPSK" w:cs="TH SarabunPSK" w:hint="cs"/>
+                <w:sz w:val="28"/>
+                <w:cs/>
+              </w:rPr>
+              <w:t>อร์เริ่มต้น ให้ปัดเศษ นิยามให้ใช้จุดทศนิยม 6 ตำแหน่ง</w:t>
             </w:r>
           </w:p>
           <w:p>
@@ -7687,8 +8887,18 @@
           <w:sz w:val="28"/>
           <w:cs/>
         </w:rPr>
-        <w:t>ขนิด</w:t>
-      </w:r>
+        <w:t>ขน</w:t>
+      </w:r>
+      <w:proofErr w:type="spellStart"/>
+      <w:r>
+        <w:rPr>
+          <w:rFonts w:ascii="TH SarabunPSK" w:hAnsi="TH SarabunPSK" w:cs="TH SarabunPSK" w:hint="cs"/>
+          <w:sz w:val="28"/>
+          <w:cs/>
+        </w:rPr>
+        <w:t>ิด</w:t>
+      </w:r>
+      <w:proofErr w:type="spellEnd"/>
       <w:r>
         <w:rPr>
           <w:rFonts w:ascii="TH SarabunPSK" w:hAnsi="TH SarabunPSK" w:cs="TH SarabunPSK" w:hint="cs"/>
@@ -7812,13 +9022,79 @@
           <w:sz w:val="28"/>
         </w:rPr>
       </w:pPr>
-      <w:r>
-        <w:rPr>
-          <w:rFonts w:ascii="TH SarabunPSK" w:hAnsi="TH SarabunPSK" w:cs="TH SarabunPSK"/>
-          <w:sz w:val="28"/>
-        </w:rPr>
-        <w:t>proj=lcc +lat_1=18°09′ +lat_0=18°09′ +lon_0=103°43′ +k_0=1.000022 +x_0=50000 +y_0=150000 +ellps=WGS84 +units=m +no_defs +type=crs</w:t>
-      </w:r>
+      <w:proofErr w:type="spellStart"/>
+      <w:r>
+        <w:rPr>
+          <w:rFonts w:ascii="TH SarabunPSK" w:hAnsi="TH SarabunPSK" w:cs="TH SarabunPSK"/>
+          <w:sz w:val="28"/>
+        </w:rPr>
+        <w:t>proj</w:t>
+      </w:r>
+      <w:proofErr w:type="spellEnd"/>
+      <w:r>
+        <w:rPr>
+          <w:rFonts w:ascii="TH SarabunPSK" w:hAnsi="TH SarabunPSK" w:cs="TH SarabunPSK"/>
+          <w:sz w:val="28"/>
+        </w:rPr>
+        <w:t>=</w:t>
+      </w:r>
+      <w:proofErr w:type="spellStart"/>
+      <w:r>
+        <w:rPr>
+          <w:rFonts w:ascii="TH SarabunPSK" w:hAnsi="TH SarabunPSK" w:cs="TH SarabunPSK"/>
+          <w:sz w:val="28"/>
+        </w:rPr>
+        <w:t>lcc</w:t>
+      </w:r>
+      <w:proofErr w:type="spellEnd"/>
+      <w:r>
+        <w:rPr>
+          <w:rFonts w:ascii="TH SarabunPSK" w:hAnsi="TH SarabunPSK" w:cs="TH SarabunPSK"/>
+          <w:sz w:val="28"/>
+        </w:rPr>
+        <w:t xml:space="preserve"> +lat_1=18°09′ +lat_0=18°09′ +lon_0=103°43′ +k_0=1.000022 +x_0=50000 +y_0=150000 +</w:t>
+      </w:r>
+      <w:proofErr w:type="spellStart"/>
+      <w:r>
+        <w:rPr>
+          <w:rFonts w:ascii="TH SarabunPSK" w:hAnsi="TH SarabunPSK" w:cs="TH SarabunPSK"/>
+          <w:sz w:val="28"/>
+        </w:rPr>
+        <w:t>ellps</w:t>
+      </w:r>
+      <w:proofErr w:type="spellEnd"/>
+      <w:r>
+        <w:rPr>
+          <w:rFonts w:ascii="TH SarabunPSK" w:hAnsi="TH SarabunPSK" w:cs="TH SarabunPSK"/>
+          <w:sz w:val="28"/>
+        </w:rPr>
+        <w:t>=WGS84 +units=m +</w:t>
+      </w:r>
+      <w:proofErr w:type="spellStart"/>
+      <w:r>
+        <w:rPr>
+          <w:rFonts w:ascii="TH SarabunPSK" w:hAnsi="TH SarabunPSK" w:cs="TH SarabunPSK"/>
+          <w:sz w:val="28"/>
+        </w:rPr>
+        <w:t>no_defs</w:t>
+      </w:r>
+      <w:proofErr w:type="spellEnd"/>
+      <w:r>
+        <w:rPr>
+          <w:rFonts w:ascii="TH SarabunPSK" w:hAnsi="TH SarabunPSK" w:cs="TH SarabunPSK"/>
+          <w:sz w:val="28"/>
+        </w:rPr>
+        <w:t xml:space="preserve"> +type=</w:t>
+      </w:r>
+      <w:proofErr w:type="spellStart"/>
+      <w:r>
+        <w:rPr>
+          <w:rFonts w:ascii="TH SarabunPSK" w:hAnsi="TH SarabunPSK" w:cs="TH SarabunPSK"/>
+          <w:sz w:val="28"/>
+        </w:rPr>
+        <w:t>crs</w:t>
+      </w:r>
+      <w:proofErr w:type="spellEnd"/>
     </w:p>
     <w:p>
       <w:pPr>
@@ -7842,7 +9118,32 @@
           <w:rFonts w:ascii="TH SarabunPSK" w:hAnsi="TH SarabunPSK" w:cs="TH SarabunPSK"/>
           <w:sz w:val="28"/>
         </w:rPr>
-        <w:t>Designed Project Plane :hPP=+140.33 m. / MSL=+170.00 m. tied to k0 = 1.000022</w:t>
+        <w:t xml:space="preserve">Designed Project </w:t>
+      </w:r>
+      <w:proofErr w:type="gramStart"/>
+      <w:r>
+        <w:rPr>
+          <w:rFonts w:ascii="TH SarabunPSK" w:hAnsi="TH SarabunPSK" w:cs="TH SarabunPSK"/>
+          <w:sz w:val="28"/>
+        </w:rPr>
+        <w:t>Plane :</w:t>
+      </w:r>
+      <w:proofErr w:type="spellStart"/>
+      <w:r>
+        <w:rPr>
+          <w:rFonts w:ascii="TH SarabunPSK" w:hAnsi="TH SarabunPSK" w:cs="TH SarabunPSK"/>
+          <w:sz w:val="28"/>
+        </w:rPr>
+        <w:t>hPP</w:t>
+      </w:r>
+      <w:proofErr w:type="spellEnd"/>
+      <w:proofErr w:type="gramEnd"/>
+      <w:r>
+        <w:rPr>
+          <w:rFonts w:ascii="TH SarabunPSK" w:hAnsi="TH SarabunPSK" w:cs="TH SarabunPSK"/>
+          <w:sz w:val="28"/>
+        </w:rPr>
+        <w:t>=+140.33 m. / MSL=+170.00 m. tied to k0 = 1.000022</w:t>
       </w:r>
     </w:p>
     <w:p>
@@ -7972,8 +9273,25 @@
                 <w:rFonts w:ascii="TH SarabunPSK" w:hAnsi="TH SarabunPSK" w:cs="TH SarabunPSK"/>
                 <w:sz w:val="28"/>
               </w:rPr>
-              <w:t>+proj=</w:t>
-            </w:r>
+              <w:t>+</w:t>
+            </w:r>
+            <w:proofErr w:type="spellStart"/>
+            <w:r>
+              <w:rPr>
+                <w:rFonts w:ascii="TH SarabunPSK" w:hAnsi="TH SarabunPSK" w:cs="TH SarabunPSK"/>
+                <w:sz w:val="28"/>
+              </w:rPr>
+              <w:t>proj</w:t>
+            </w:r>
+            <w:proofErr w:type="spellEnd"/>
+            <w:r>
+              <w:rPr>
+                <w:rFonts w:ascii="TH SarabunPSK" w:hAnsi="TH SarabunPSK" w:cs="TH SarabunPSK"/>
+                <w:sz w:val="28"/>
+              </w:rPr>
+              <w:t>=</w:t>
+            </w:r>
+            <w:proofErr w:type="spellStart"/>
             <w:r>
               <w:rPr>
                 <w:rFonts w:ascii="TH SarabunPSK" w:hAnsi="TH SarabunPSK" w:cs="TH SarabunPSK"/>
@@ -7981,6 +9299,7 @@
               </w:rPr>
               <w:t>lcc</w:t>
             </w:r>
+            <w:proofErr w:type="spellEnd"/>
           </w:p>
           <w:p>
             <w:pPr>
@@ -8178,7 +9497,23 @@
                 <w:rFonts w:ascii="TH SarabunPSK" w:hAnsi="TH SarabunPSK" w:cs="TH SarabunPSK"/>
                 <w:sz w:val="28"/>
               </w:rPr>
-              <w:t xml:space="preserve">+ellps=WGS84 </w:t>
+              <w:t>+</w:t>
+            </w:r>
+            <w:proofErr w:type="spellStart"/>
+            <w:r>
+              <w:rPr>
+                <w:rFonts w:ascii="TH SarabunPSK" w:hAnsi="TH SarabunPSK" w:cs="TH SarabunPSK"/>
+                <w:sz w:val="28"/>
+              </w:rPr>
+              <w:t>ellps</w:t>
+            </w:r>
+            <w:proofErr w:type="spellEnd"/>
+            <w:r>
+              <w:rPr>
+                <w:rFonts w:ascii="TH SarabunPSK" w:hAnsi="TH SarabunPSK" w:cs="TH SarabunPSK"/>
+                <w:sz w:val="28"/>
+              </w:rPr>
+              <w:t xml:space="preserve">=WGS84 </w:t>
             </w:r>
           </w:p>
           <w:p>
@@ -8232,8 +9567,17 @@
                 <w:rFonts w:ascii="TH SarabunPSK" w:hAnsi="TH SarabunPSK" w:cs="TH SarabunPSK"/>
                 <w:sz w:val="28"/>
               </w:rPr>
-              <w:t>+no_defs</w:t>
-            </w:r>
+              <w:t>+</w:t>
+            </w:r>
+            <w:proofErr w:type="spellStart"/>
+            <w:r>
+              <w:rPr>
+                <w:rFonts w:ascii="TH SarabunPSK" w:hAnsi="TH SarabunPSK" w:cs="TH SarabunPSK"/>
+                <w:sz w:val="28"/>
+              </w:rPr>
+              <w:t>no_defs</w:t>
+            </w:r>
+            <w:proofErr w:type="spellEnd"/>
           </w:p>
           <w:p>
             <w:pPr>
@@ -8256,7 +9600,15 @@
                 <w:rFonts w:ascii="TH SarabunPSK" w:hAnsi="TH SarabunPSK" w:cs="TH SarabunPSK"/>
                 <w:sz w:val="28"/>
               </w:rPr>
-              <w:t>+type=cr</w:t>
+              <w:t>+type=</w:t>
+            </w:r>
+            <w:proofErr w:type="spellStart"/>
+            <w:r>
+              <w:rPr>
+                <w:rFonts w:ascii="TH SarabunPSK" w:hAnsi="TH SarabunPSK" w:cs="TH SarabunPSK"/>
+                <w:sz w:val="28"/>
+              </w:rPr>
+              <w:t>cr</w:t>
             </w:r>
             <w:r>
               <w:rPr>
@@ -8265,6 +9617,7 @@
               </w:rPr>
               <w:t>s</w:t>
             </w:r>
+            <w:proofErr w:type="spellEnd"/>
           </w:p>
         </w:tc>
         <w:tc>
@@ -8687,7 +10040,43 @@
                 <w:sz w:val="28"/>
                 <w:cs/>
               </w:rPr>
-              <w:t>ค่าสเกลแฟกเตอร์เริ่มต้น ให้ปัดเศษ นิยามให้ใช้จุดทศนิยม 6 ตำแหน่ง</w:t>
+              <w:t>ค่า</w:t>
+            </w:r>
+            <w:proofErr w:type="spellStart"/>
+            <w:r>
+              <w:rPr>
+                <w:rFonts w:ascii="TH SarabunPSK" w:hAnsi="TH SarabunPSK" w:cs="TH SarabunPSK" w:hint="cs"/>
+                <w:sz w:val="28"/>
+                <w:cs/>
+              </w:rPr>
+              <w:t>สเกล</w:t>
+            </w:r>
+            <w:proofErr w:type="spellEnd"/>
+            <w:r>
+              <w:rPr>
+                <w:rFonts w:ascii="TH SarabunPSK" w:hAnsi="TH SarabunPSK" w:cs="TH SarabunPSK" w:hint="cs"/>
+                <w:sz w:val="28"/>
+                <w:cs/>
+              </w:rPr>
+              <w:t>แฟก</w:t>
+            </w:r>
+            <w:proofErr w:type="spellStart"/>
+            <w:r>
+              <w:rPr>
+                <w:rFonts w:ascii="TH SarabunPSK" w:hAnsi="TH SarabunPSK" w:cs="TH SarabunPSK" w:hint="cs"/>
+                <w:sz w:val="28"/>
+                <w:cs/>
+              </w:rPr>
+              <w:t>เต</w:t>
+            </w:r>
+            <w:proofErr w:type="spellEnd"/>
+            <w:r>
+              <w:rPr>
+                <w:rFonts w:ascii="TH SarabunPSK" w:hAnsi="TH SarabunPSK" w:cs="TH SarabunPSK" w:hint="cs"/>
+                <w:sz w:val="28"/>
+                <w:cs/>
+              </w:rPr>
+              <w:t>อร์เริ่มต้น ให้ปัดเศษ นิยามให้ใช้จุดทศนิยม 6 ตำแหน่ง</w:t>
             </w:r>
           </w:p>
           <w:p>
@@ -9567,7 +10956,23 @@
           <w:rFonts w:ascii="TH SarabunPSK" w:hAnsi="TH SarabunPSK" w:cs="TH SarabunPSK"/>
           <w:szCs w:val="28"/>
         </w:rPr>
-        <w:t>TH-LDP Udon Thani</w:t>
+        <w:t xml:space="preserve">TH-LDP </w:t>
+      </w:r>
+      <w:proofErr w:type="spellStart"/>
+      <w:r>
+        <w:rPr>
+          <w:rFonts w:ascii="TH SarabunPSK" w:hAnsi="TH SarabunPSK" w:cs="TH SarabunPSK"/>
+          <w:szCs w:val="28"/>
+        </w:rPr>
+        <w:t>Udon</w:t>
+      </w:r>
+      <w:proofErr w:type="spellEnd"/>
+      <w:r>
+        <w:rPr>
+          <w:rFonts w:ascii="TH SarabunPSK" w:hAnsi="TH SarabunPSK" w:cs="TH SarabunPSK"/>
+          <w:szCs w:val="28"/>
+        </w:rPr>
+        <w:t xml:space="preserve"> Thani</w:t>
       </w:r>
     </w:p>
     <w:p>
@@ -9718,7 +11123,27 @@
           <w:szCs w:val="28"/>
           <w:cs/>
         </w:rPr>
-        <w:t xml:space="preserve">  เส้นทดสอบวางตัวทาบบนระนาบภูมิประเทศ มีค่าระดับเป็น รทก. เฉลี่ย ทิศทางวางตัวเป็นไปตามทิศเหนือยีออเดติกส์  เรียกชื่อชนิดเส้นนี้ว่า </w:t>
+        <w:t xml:space="preserve">  เส้นทดสอบวางตัวทาบบนระนาบภูมิประเทศ มีค่าระดับเป็น รทก. เฉลี่ย ทิศทางวางตัวเป็นไปตามทิศเหนือยีออเดติ</w:t>
+      </w:r>
+      <w:proofErr w:type="spellStart"/>
+      <w:r>
+        <w:rPr>
+          <w:rFonts w:ascii="TH SarabunPSK" w:hAnsi="TH SarabunPSK" w:cs="TH SarabunPSK" w:hint="cs"/>
+          <w:sz w:val="28"/>
+          <w:szCs w:val="28"/>
+          <w:cs/>
+        </w:rPr>
+        <w:t>กส์</w:t>
+      </w:r>
+      <w:proofErr w:type="spellEnd"/>
+      <w:r>
+        <w:rPr>
+          <w:rFonts w:ascii="TH SarabunPSK" w:hAnsi="TH SarabunPSK" w:cs="TH SarabunPSK" w:hint="cs"/>
+          <w:sz w:val="28"/>
+          <w:szCs w:val="28"/>
+          <w:cs/>
+        </w:rPr>
+        <w:t xml:space="preserve">  เรียกชื่อชนิดเส้นนี้ว่า </w:t>
       </w:r>
       <w:r>
         <w:rPr>
@@ -9939,6 +11364,7 @@
                 <w:szCs w:val="32"/>
               </w:rPr>
             </w:pPr>
+            <w:proofErr w:type="spellStart"/>
             <w:r>
               <w:rPr>
                 <w:rFonts w:ascii="TH SarabunPSK" w:hAnsi="TH SarabunPSK" w:cs="TH SarabunPSK"/>
@@ -9949,6 +11375,7 @@
               </w:rPr>
               <w:t>LineDescr</w:t>
             </w:r>
+            <w:proofErr w:type="spellEnd"/>
           </w:p>
         </w:tc>
       </w:tr>
@@ -10099,7 +11526,25 @@
                 <w:sz w:val="32"/>
                 <w:szCs w:val="32"/>
               </w:rPr>
-              <w:t>on ellipsoid surface , HSF applied (Ground)</w:t>
+              <w:t xml:space="preserve">on ellipsoid </w:t>
+            </w:r>
+            <w:proofErr w:type="gramStart"/>
+            <w:r>
+              <w:rPr>
+                <w:rFonts w:ascii="TH SarabunPSK" w:hAnsi="TH SarabunPSK" w:cs="TH SarabunPSK"/>
+                <w:sz w:val="32"/>
+                <w:szCs w:val="32"/>
+              </w:rPr>
+              <w:t>surface ,</w:t>
+            </w:r>
+            <w:proofErr w:type="gramEnd"/>
+            <w:r>
+              <w:rPr>
+                <w:rFonts w:ascii="TH SarabunPSK" w:hAnsi="TH SarabunPSK" w:cs="TH SarabunPSK"/>
+                <w:sz w:val="32"/>
+                <w:szCs w:val="32"/>
+              </w:rPr>
+              <w:t xml:space="preserve"> HSF applied (Ground)</w:t>
             </w:r>
           </w:p>
         </w:tc>
@@ -10251,7 +11696,25 @@
                 <w:sz w:val="32"/>
                 <w:szCs w:val="32"/>
               </w:rPr>
-              <w:t>on UTM grid , PSF applied</w:t>
+              <w:t xml:space="preserve">on UTM </w:t>
+            </w:r>
+            <w:proofErr w:type="gramStart"/>
+            <w:r>
+              <w:rPr>
+                <w:rFonts w:ascii="TH SarabunPSK" w:hAnsi="TH SarabunPSK" w:cs="TH SarabunPSK"/>
+                <w:sz w:val="32"/>
+                <w:szCs w:val="32"/>
+              </w:rPr>
+              <w:t>grid ,</w:t>
+            </w:r>
+            <w:proofErr w:type="gramEnd"/>
+            <w:r>
+              <w:rPr>
+                <w:rFonts w:ascii="TH SarabunPSK" w:hAnsi="TH SarabunPSK" w:cs="TH SarabunPSK"/>
+                <w:sz w:val="32"/>
+                <w:szCs w:val="32"/>
+              </w:rPr>
+              <w:t xml:space="preserve"> PSF applied</w:t>
             </w:r>
           </w:p>
         </w:tc>
@@ -10327,7 +11790,25 @@
                 <w:sz w:val="32"/>
                 <w:szCs w:val="32"/>
               </w:rPr>
-              <w:t>on UTM grid , PSF&amp;HSF (CSF) applied</w:t>
+              <w:t xml:space="preserve">on UTM </w:t>
+            </w:r>
+            <w:proofErr w:type="gramStart"/>
+            <w:r>
+              <w:rPr>
+                <w:rFonts w:ascii="TH SarabunPSK" w:hAnsi="TH SarabunPSK" w:cs="TH SarabunPSK"/>
+                <w:sz w:val="32"/>
+                <w:szCs w:val="32"/>
+              </w:rPr>
+              <w:t>grid ,</w:t>
+            </w:r>
+            <w:proofErr w:type="gramEnd"/>
+            <w:r>
+              <w:rPr>
+                <w:rFonts w:ascii="TH SarabunPSK" w:hAnsi="TH SarabunPSK" w:cs="TH SarabunPSK"/>
+                <w:sz w:val="32"/>
+                <w:szCs w:val="32"/>
+              </w:rPr>
+              <w:t xml:space="preserve"> PSF&amp;HSF (CSF) applied</w:t>
             </w:r>
           </w:p>
         </w:tc>
@@ -10576,6 +12057,7 @@
                 <w:szCs w:val="28"/>
               </w:rPr>
             </w:pPr>
+            <w:proofErr w:type="spellStart"/>
             <w:r>
               <w:rPr>
                 <w:rFonts w:ascii="TH SarabunPSK" w:hAnsi="TH SarabunPSK" w:cs="TH SarabunPSK"/>
@@ -10584,6 +12066,7 @@
               </w:rPr>
               <w:t>NameTH</w:t>
             </w:r>
+            <w:proofErr w:type="spellEnd"/>
           </w:p>
         </w:tc>
         <w:tc>
@@ -11089,8 +12572,90 @@
           <w:sz w:val="28"/>
           <w:szCs w:val="28"/>
         </w:rPr>
-        <w:t>LDP Definition: +proj=tmerc +lat_0=0.0 +lon_0=104.75000000 +k_0=1.000016 +x_0=50000 +y_0=-1610000 +ellps=WGS84 +units=m +no_defs +type=crs</w:t>
-      </w:r>
+        <w:t>LDP Definition: +</w:t>
+      </w:r>
+      <w:proofErr w:type="spellStart"/>
+      <w:r>
+        <w:rPr>
+          <w:rFonts w:ascii="TH SarabunPSK" w:hAnsi="TH SarabunPSK" w:cs="TH SarabunPSK"/>
+          <w:sz w:val="28"/>
+          <w:szCs w:val="28"/>
+        </w:rPr>
+        <w:t>proj</w:t>
+      </w:r>
+      <w:proofErr w:type="spellEnd"/>
+      <w:r>
+        <w:rPr>
+          <w:rFonts w:ascii="TH SarabunPSK" w:hAnsi="TH SarabunPSK" w:cs="TH SarabunPSK"/>
+          <w:sz w:val="28"/>
+          <w:szCs w:val="28"/>
+        </w:rPr>
+        <w:t>=</w:t>
+      </w:r>
+      <w:proofErr w:type="spellStart"/>
+      <w:r>
+        <w:rPr>
+          <w:rFonts w:ascii="TH SarabunPSK" w:hAnsi="TH SarabunPSK" w:cs="TH SarabunPSK"/>
+          <w:sz w:val="28"/>
+          <w:szCs w:val="28"/>
+        </w:rPr>
+        <w:t>tmerc</w:t>
+      </w:r>
+      <w:proofErr w:type="spellEnd"/>
+      <w:r>
+        <w:rPr>
+          <w:rFonts w:ascii="TH SarabunPSK" w:hAnsi="TH SarabunPSK" w:cs="TH SarabunPSK"/>
+          <w:sz w:val="28"/>
+          <w:szCs w:val="28"/>
+        </w:rPr>
+        <w:t xml:space="preserve"> +lat_0=0.0 +lon_0=104.75000000 +k_0=1.000016 +x_0=50000 +y_0=-1610000 +</w:t>
+      </w:r>
+      <w:proofErr w:type="spellStart"/>
+      <w:r>
+        <w:rPr>
+          <w:rFonts w:ascii="TH SarabunPSK" w:hAnsi="TH SarabunPSK" w:cs="TH SarabunPSK"/>
+          <w:sz w:val="28"/>
+          <w:szCs w:val="28"/>
+        </w:rPr>
+        <w:t>ellps</w:t>
+      </w:r>
+      <w:proofErr w:type="spellEnd"/>
+      <w:r>
+        <w:rPr>
+          <w:rFonts w:ascii="TH SarabunPSK" w:hAnsi="TH SarabunPSK" w:cs="TH SarabunPSK"/>
+          <w:sz w:val="28"/>
+          <w:szCs w:val="28"/>
+        </w:rPr>
+        <w:t>=WGS84 +units=m +</w:t>
+      </w:r>
+      <w:proofErr w:type="spellStart"/>
+      <w:r>
+        <w:rPr>
+          <w:rFonts w:ascii="TH SarabunPSK" w:hAnsi="TH SarabunPSK" w:cs="TH SarabunPSK"/>
+          <w:sz w:val="28"/>
+          <w:szCs w:val="28"/>
+        </w:rPr>
+        <w:t>no_defs</w:t>
+      </w:r>
+      <w:proofErr w:type="spellEnd"/>
+      <w:r>
+        <w:rPr>
+          <w:rFonts w:ascii="TH SarabunPSK" w:hAnsi="TH SarabunPSK" w:cs="TH SarabunPSK"/>
+          <w:sz w:val="28"/>
+          <w:szCs w:val="28"/>
+        </w:rPr>
+        <w:t xml:space="preserve"> +type=</w:t>
+      </w:r>
+      <w:proofErr w:type="spellStart"/>
+      <w:r>
+        <w:rPr>
+          <w:rFonts w:ascii="TH SarabunPSK" w:hAnsi="TH SarabunPSK" w:cs="TH SarabunPSK"/>
+          <w:sz w:val="28"/>
+          <w:szCs w:val="28"/>
+        </w:rPr>
+        <w:t>crs</w:t>
+      </w:r>
+      <w:proofErr w:type="spellEnd"/>
     </w:p>
     <w:tbl>
       <w:tblPr>
@@ -11778,6 +13343,7 @@
                 <w:szCs w:val="28"/>
               </w:rPr>
             </w:pPr>
+            <w:proofErr w:type="spellStart"/>
             <w:r>
               <w:rPr>
                 <w:rFonts w:ascii="TH SarabunPSK" w:hAnsi="TH SarabunPSK" w:cs="TH SarabunPSK"/>
@@ -11786,6 +13352,7 @@
               </w:rPr>
               <w:t>NameTH</w:t>
             </w:r>
+            <w:proofErr w:type="spellEnd"/>
           </w:p>
         </w:tc>
         <w:tc>
@@ -12291,8 +13858,90 @@
           <w:sz w:val="28"/>
           <w:szCs w:val="28"/>
         </w:rPr>
-        <w:t>LDP Definition: +proj=tmerc +lat_0=0.0 +lon_0=100.35000000 +k_0=0.999997 +x_0=50000 +y_0=-1470000 +ellps=WGS84 +units=m +no_defs +type=crs</w:t>
-      </w:r>
+        <w:t>LDP Definition: +</w:t>
+      </w:r>
+      <w:proofErr w:type="spellStart"/>
+      <w:r>
+        <w:rPr>
+          <w:rFonts w:ascii="TH SarabunPSK" w:hAnsi="TH SarabunPSK" w:cs="TH SarabunPSK"/>
+          <w:sz w:val="28"/>
+          <w:szCs w:val="28"/>
+        </w:rPr>
+        <w:t>proj</w:t>
+      </w:r>
+      <w:proofErr w:type="spellEnd"/>
+      <w:r>
+        <w:rPr>
+          <w:rFonts w:ascii="TH SarabunPSK" w:hAnsi="TH SarabunPSK" w:cs="TH SarabunPSK"/>
+          <w:sz w:val="28"/>
+          <w:szCs w:val="28"/>
+        </w:rPr>
+        <w:t>=</w:t>
+      </w:r>
+      <w:proofErr w:type="spellStart"/>
+      <w:r>
+        <w:rPr>
+          <w:rFonts w:ascii="TH SarabunPSK" w:hAnsi="TH SarabunPSK" w:cs="TH SarabunPSK"/>
+          <w:sz w:val="28"/>
+          <w:szCs w:val="28"/>
+        </w:rPr>
+        <w:t>tmerc</w:t>
+      </w:r>
+      <w:proofErr w:type="spellEnd"/>
+      <w:r>
+        <w:rPr>
+          <w:rFonts w:ascii="TH SarabunPSK" w:hAnsi="TH SarabunPSK" w:cs="TH SarabunPSK"/>
+          <w:sz w:val="28"/>
+          <w:szCs w:val="28"/>
+        </w:rPr>
+        <w:t xml:space="preserve"> +lat_0=0.0 +lon_0=100.35000000 +k_0=0.999997 +x_0=50000 +y_0=-1470000 +</w:t>
+      </w:r>
+      <w:proofErr w:type="spellStart"/>
+      <w:r>
+        <w:rPr>
+          <w:rFonts w:ascii="TH SarabunPSK" w:hAnsi="TH SarabunPSK" w:cs="TH SarabunPSK"/>
+          <w:sz w:val="28"/>
+          <w:szCs w:val="28"/>
+        </w:rPr>
+        <w:t>ellps</w:t>
+      </w:r>
+      <w:proofErr w:type="spellEnd"/>
+      <w:r>
+        <w:rPr>
+          <w:rFonts w:ascii="TH SarabunPSK" w:hAnsi="TH SarabunPSK" w:cs="TH SarabunPSK"/>
+          <w:sz w:val="28"/>
+          <w:szCs w:val="28"/>
+        </w:rPr>
+        <w:t>=WGS84 +units=m +</w:t>
+      </w:r>
+      <w:proofErr w:type="spellStart"/>
+      <w:r>
+        <w:rPr>
+          <w:rFonts w:ascii="TH SarabunPSK" w:hAnsi="TH SarabunPSK" w:cs="TH SarabunPSK"/>
+          <w:sz w:val="28"/>
+          <w:szCs w:val="28"/>
+        </w:rPr>
+        <w:t>no_defs</w:t>
+      </w:r>
+      <w:proofErr w:type="spellEnd"/>
+      <w:r>
+        <w:rPr>
+          <w:rFonts w:ascii="TH SarabunPSK" w:hAnsi="TH SarabunPSK" w:cs="TH SarabunPSK"/>
+          <w:sz w:val="28"/>
+          <w:szCs w:val="28"/>
+        </w:rPr>
+        <w:t xml:space="preserve"> +type=</w:t>
+      </w:r>
+      <w:proofErr w:type="spellStart"/>
+      <w:r>
+        <w:rPr>
+          <w:rFonts w:ascii="TH SarabunPSK" w:hAnsi="TH SarabunPSK" w:cs="TH SarabunPSK"/>
+          <w:sz w:val="28"/>
+          <w:szCs w:val="28"/>
+        </w:rPr>
+        <w:t>crs</w:t>
+      </w:r>
+      <w:proofErr w:type="spellEnd"/>
     </w:p>
     <w:tbl>
       <w:tblPr>
@@ -12854,7 +14503,25 @@
           <w:sz w:val="28"/>
           <w:szCs w:val="28"/>
         </w:rPr>
-        <w:t xml:space="preserve"> Province: Bueng Kan (TH.BK)</w:t>
+        <w:t xml:space="preserve"> Province: Bueng Kan (</w:t>
+      </w:r>
+      <w:proofErr w:type="gramStart"/>
+      <w:r>
+        <w:rPr>
+          <w:rFonts w:ascii="TH SarabunPSK" w:hAnsi="TH SarabunPSK" w:cs="TH SarabunPSK"/>
+          <w:sz w:val="28"/>
+          <w:szCs w:val="28"/>
+        </w:rPr>
+        <w:t>TH.BK</w:t>
+      </w:r>
+      <w:proofErr w:type="gramEnd"/>
+      <w:r>
+        <w:rPr>
+          <w:rFonts w:ascii="TH SarabunPSK" w:hAnsi="TH SarabunPSK" w:cs="TH SarabunPSK"/>
+          <w:sz w:val="28"/>
+          <w:szCs w:val="28"/>
+        </w:rPr>
+        <w:t>)</w:t>
       </w:r>
     </w:p>
     <w:tbl>
@@ -12942,6 +14609,7 @@
                 <w:szCs w:val="28"/>
               </w:rPr>
             </w:pPr>
+            <w:proofErr w:type="gramStart"/>
             <w:r>
               <w:rPr>
                 <w:rFonts w:ascii="TH SarabunPSK" w:hAnsi="TH SarabunPSK" w:cs="TH SarabunPSK"/>
@@ -12950,6 +14618,7 @@
               </w:rPr>
               <w:t>TH.BK</w:t>
             </w:r>
+            <w:proofErr w:type="gramEnd"/>
           </w:p>
         </w:tc>
         <w:tc>
@@ -12979,6 +14648,7 @@
                 <w:szCs w:val="28"/>
               </w:rPr>
             </w:pPr>
+            <w:proofErr w:type="spellStart"/>
             <w:r>
               <w:rPr>
                 <w:rFonts w:ascii="TH SarabunPSK" w:hAnsi="TH SarabunPSK" w:cs="TH SarabunPSK"/>
@@ -12987,6 +14657,7 @@
               </w:rPr>
               <w:t>NameTH</w:t>
             </w:r>
+            <w:proofErr w:type="spellEnd"/>
           </w:p>
         </w:tc>
         <w:tc>
@@ -13492,8 +15163,90 @@
           <w:sz w:val="28"/>
           <w:szCs w:val="28"/>
         </w:rPr>
-        <w:t>LDP Definition: +proj=lcc +lat_1=18.15000000 +lat_0=18.15000000 +lon_0=103.71666667 +k_0=1.000022 +x_0=150000 +y_0=50000 +ellps=WGS84 +units=m +no_defs +type=crs</w:t>
-      </w:r>
+        <w:t>LDP Definition: +</w:t>
+      </w:r>
+      <w:proofErr w:type="spellStart"/>
+      <w:r>
+        <w:rPr>
+          <w:rFonts w:ascii="TH SarabunPSK" w:hAnsi="TH SarabunPSK" w:cs="TH SarabunPSK"/>
+          <w:sz w:val="28"/>
+          <w:szCs w:val="28"/>
+        </w:rPr>
+        <w:t>proj</w:t>
+      </w:r>
+      <w:proofErr w:type="spellEnd"/>
+      <w:r>
+        <w:rPr>
+          <w:rFonts w:ascii="TH SarabunPSK" w:hAnsi="TH SarabunPSK" w:cs="TH SarabunPSK"/>
+          <w:sz w:val="28"/>
+          <w:szCs w:val="28"/>
+        </w:rPr>
+        <w:t>=</w:t>
+      </w:r>
+      <w:proofErr w:type="spellStart"/>
+      <w:r>
+        <w:rPr>
+          <w:rFonts w:ascii="TH SarabunPSK" w:hAnsi="TH SarabunPSK" w:cs="TH SarabunPSK"/>
+          <w:sz w:val="28"/>
+          <w:szCs w:val="28"/>
+        </w:rPr>
+        <w:t>lcc</w:t>
+      </w:r>
+      <w:proofErr w:type="spellEnd"/>
+      <w:r>
+        <w:rPr>
+          <w:rFonts w:ascii="TH SarabunPSK" w:hAnsi="TH SarabunPSK" w:cs="TH SarabunPSK"/>
+          <w:sz w:val="28"/>
+          <w:szCs w:val="28"/>
+        </w:rPr>
+        <w:t xml:space="preserve"> +lat_1=18.15000000 +lat_0=18.15000000 +lon_0=103.71666667 +k_0=1.000022 +x_0=150000 +y_0=50000 +</w:t>
+      </w:r>
+      <w:proofErr w:type="spellStart"/>
+      <w:r>
+        <w:rPr>
+          <w:rFonts w:ascii="TH SarabunPSK" w:hAnsi="TH SarabunPSK" w:cs="TH SarabunPSK"/>
+          <w:sz w:val="28"/>
+          <w:szCs w:val="28"/>
+        </w:rPr>
+        <w:t>ellps</w:t>
+      </w:r>
+      <w:proofErr w:type="spellEnd"/>
+      <w:r>
+        <w:rPr>
+          <w:rFonts w:ascii="TH SarabunPSK" w:hAnsi="TH SarabunPSK" w:cs="TH SarabunPSK"/>
+          <w:sz w:val="28"/>
+          <w:szCs w:val="28"/>
+        </w:rPr>
+        <w:t>=WGS84 +units=m +</w:t>
+      </w:r>
+      <w:proofErr w:type="spellStart"/>
+      <w:r>
+        <w:rPr>
+          <w:rFonts w:ascii="TH SarabunPSK" w:hAnsi="TH SarabunPSK" w:cs="TH SarabunPSK"/>
+          <w:sz w:val="28"/>
+          <w:szCs w:val="28"/>
+        </w:rPr>
+        <w:t>no_defs</w:t>
+      </w:r>
+      <w:proofErr w:type="spellEnd"/>
+      <w:r>
+        <w:rPr>
+          <w:rFonts w:ascii="TH SarabunPSK" w:hAnsi="TH SarabunPSK" w:cs="TH SarabunPSK"/>
+          <w:sz w:val="28"/>
+          <w:szCs w:val="28"/>
+        </w:rPr>
+        <w:t xml:space="preserve"> +type=</w:t>
+      </w:r>
+      <w:proofErr w:type="spellStart"/>
+      <w:r>
+        <w:rPr>
+          <w:rFonts w:ascii="TH SarabunPSK" w:hAnsi="TH SarabunPSK" w:cs="TH SarabunPSK"/>
+          <w:sz w:val="28"/>
+          <w:szCs w:val="28"/>
+        </w:rPr>
+        <w:t>crs</w:t>
+      </w:r>
+      <w:proofErr w:type="spellEnd"/>
     </w:p>
     <w:tbl>
       <w:tblPr>
@@ -14187,6 +15940,7 @@
                 <w:szCs w:val="32"/>
               </w:rPr>
             </w:pPr>
+            <w:proofErr w:type="spellStart"/>
             <w:r>
               <w:rPr>
                 <w:rFonts w:ascii="TH SarabunPSK" w:hAnsi="TH SarabunPSK" w:cs="TH SarabunPSK"/>
@@ -14197,6 +15951,7 @@
               </w:rPr>
               <w:t>NameTH</w:t>
             </w:r>
+            <w:proofErr w:type="spellEnd"/>
           </w:p>
         </w:tc>
         <w:tc>
@@ -14716,8 +16471,90 @@
           <w:sz w:val="32"/>
           <w:szCs w:val="32"/>
         </w:rPr>
-        <w:t> +proj=tmerc +lat_0=0.0 +lon_0=102.96666667 +k_0=1.000012 +x_0=250000 +y_0=-910000 +ellps=WGS84 +units=m +no_defs +type=crs</w:t>
-      </w:r>
+        <w:t> +</w:t>
+      </w:r>
+      <w:proofErr w:type="spellStart"/>
+      <w:r>
+        <w:rPr>
+          <w:rFonts w:ascii="TH SarabunPSK" w:hAnsi="TH SarabunPSK" w:cs="TH SarabunPSK"/>
+          <w:sz w:val="32"/>
+          <w:szCs w:val="32"/>
+        </w:rPr>
+        <w:t>proj</w:t>
+      </w:r>
+      <w:proofErr w:type="spellEnd"/>
+      <w:r>
+        <w:rPr>
+          <w:rFonts w:ascii="TH SarabunPSK" w:hAnsi="TH SarabunPSK" w:cs="TH SarabunPSK"/>
+          <w:sz w:val="32"/>
+          <w:szCs w:val="32"/>
+        </w:rPr>
+        <w:t>=</w:t>
+      </w:r>
+      <w:proofErr w:type="spellStart"/>
+      <w:r>
+        <w:rPr>
+          <w:rFonts w:ascii="TH SarabunPSK" w:hAnsi="TH SarabunPSK" w:cs="TH SarabunPSK"/>
+          <w:sz w:val="32"/>
+          <w:szCs w:val="32"/>
+        </w:rPr>
+        <w:t>tmerc</w:t>
+      </w:r>
+      <w:proofErr w:type="spellEnd"/>
+      <w:r>
+        <w:rPr>
+          <w:rFonts w:ascii="TH SarabunPSK" w:hAnsi="TH SarabunPSK" w:cs="TH SarabunPSK"/>
+          <w:sz w:val="32"/>
+          <w:szCs w:val="32"/>
+        </w:rPr>
+        <w:t xml:space="preserve"> +lat_0=0.0 +lon_0=102.96666667 +k_0=1.000012 +x_0=250000 +y_0=-910000 +</w:t>
+      </w:r>
+      <w:proofErr w:type="spellStart"/>
+      <w:r>
+        <w:rPr>
+          <w:rFonts w:ascii="TH SarabunPSK" w:hAnsi="TH SarabunPSK" w:cs="TH SarabunPSK"/>
+          <w:sz w:val="32"/>
+          <w:szCs w:val="32"/>
+        </w:rPr>
+        <w:t>ellps</w:t>
+      </w:r>
+      <w:proofErr w:type="spellEnd"/>
+      <w:r>
+        <w:rPr>
+          <w:rFonts w:ascii="TH SarabunPSK" w:hAnsi="TH SarabunPSK" w:cs="TH SarabunPSK"/>
+          <w:sz w:val="32"/>
+          <w:szCs w:val="32"/>
+        </w:rPr>
+        <w:t>=WGS84 +units=m +</w:t>
+      </w:r>
+      <w:proofErr w:type="spellStart"/>
+      <w:r>
+        <w:rPr>
+          <w:rFonts w:ascii="TH SarabunPSK" w:hAnsi="TH SarabunPSK" w:cs="TH SarabunPSK"/>
+          <w:sz w:val="32"/>
+          <w:szCs w:val="32"/>
+        </w:rPr>
+        <w:t>no_defs</w:t>
+      </w:r>
+      <w:proofErr w:type="spellEnd"/>
+      <w:r>
+        <w:rPr>
+          <w:rFonts w:ascii="TH SarabunPSK" w:hAnsi="TH SarabunPSK" w:cs="TH SarabunPSK"/>
+          <w:sz w:val="32"/>
+          <w:szCs w:val="32"/>
+        </w:rPr>
+        <w:t xml:space="preserve"> +type=</w:t>
+      </w:r>
+      <w:proofErr w:type="spellStart"/>
+      <w:r>
+        <w:rPr>
+          <w:rFonts w:ascii="TH SarabunPSK" w:hAnsi="TH SarabunPSK" w:cs="TH SarabunPSK"/>
+          <w:sz w:val="32"/>
+          <w:szCs w:val="32"/>
+        </w:rPr>
+        <w:t>crs</w:t>
+      </w:r>
+      <w:proofErr w:type="spellEnd"/>
     </w:p>
     <w:tbl>
       <w:tblPr>
@@ -15321,7 +17158,29 @@
           <w:sz w:val="32"/>
           <w:szCs w:val="32"/>
         </w:rPr>
-        <w:t xml:space="preserve"> Province: Chon Buri (TH.CB)</w:t>
+        <w:t xml:space="preserve"> Province: Chon Buri (</w:t>
+      </w:r>
+      <w:proofErr w:type="gramStart"/>
+      <w:r>
+        <w:rPr>
+          <w:rFonts w:ascii="TH SarabunPSK" w:hAnsi="TH SarabunPSK" w:cs="TH SarabunPSK"/>
+          <w:b/>
+          <w:bCs/>
+          <w:sz w:val="32"/>
+          <w:szCs w:val="32"/>
+        </w:rPr>
+        <w:t>TH.CB</w:t>
+      </w:r>
+      <w:proofErr w:type="gramEnd"/>
+      <w:r>
+        <w:rPr>
+          <w:rFonts w:ascii="TH SarabunPSK" w:hAnsi="TH SarabunPSK" w:cs="TH SarabunPSK"/>
+          <w:b/>
+          <w:bCs/>
+          <w:sz w:val="32"/>
+          <w:szCs w:val="32"/>
+        </w:rPr>
+        <w:t>)</w:t>
       </w:r>
     </w:p>
     <w:tbl>
@@ -15415,6 +17274,7 @@
                 <w:szCs w:val="32"/>
               </w:rPr>
             </w:pPr>
+            <w:proofErr w:type="gramStart"/>
             <w:r>
               <w:rPr>
                 <w:rFonts w:ascii="TH SarabunPSK" w:hAnsi="TH SarabunPSK" w:cs="TH SarabunPSK"/>
@@ -15425,6 +17285,7 @@
               </w:rPr>
               <w:t>TH.CB</w:t>
             </w:r>
+            <w:proofErr w:type="gramEnd"/>
           </w:p>
         </w:tc>
         <w:tc>
@@ -15456,6 +17317,7 @@
                 <w:szCs w:val="32"/>
               </w:rPr>
             </w:pPr>
+            <w:proofErr w:type="spellStart"/>
             <w:r>
               <w:rPr>
                 <w:rFonts w:ascii="TH SarabunPSK" w:hAnsi="TH SarabunPSK" w:cs="TH SarabunPSK"/>
@@ -15466,6 +17328,7 @@
               </w:rPr>
               <w:t>NameTH</w:t>
             </w:r>
+            <w:proofErr w:type="spellEnd"/>
           </w:p>
         </w:tc>
         <w:tc>
@@ -15985,8 +17848,90 @@
           <w:sz w:val="32"/>
           <w:szCs w:val="32"/>
         </w:rPr>
-        <w:t> +proj=tmerc +lat_0=0.0 +lon_0=101.20000000 +k_0=0.999997 +x_0=40000 +y_0=-900000 +ellps=WGS84 +units=m +no_defs +type=crs</w:t>
-      </w:r>
+        <w:t> +</w:t>
+      </w:r>
+      <w:proofErr w:type="spellStart"/>
+      <w:r>
+        <w:rPr>
+          <w:rFonts w:ascii="TH SarabunPSK" w:hAnsi="TH SarabunPSK" w:cs="TH SarabunPSK"/>
+          <w:sz w:val="32"/>
+          <w:szCs w:val="32"/>
+        </w:rPr>
+        <w:t>proj</w:t>
+      </w:r>
+      <w:proofErr w:type="spellEnd"/>
+      <w:r>
+        <w:rPr>
+          <w:rFonts w:ascii="TH SarabunPSK" w:hAnsi="TH SarabunPSK" w:cs="TH SarabunPSK"/>
+          <w:sz w:val="32"/>
+          <w:szCs w:val="32"/>
+        </w:rPr>
+        <w:t>=</w:t>
+      </w:r>
+      <w:proofErr w:type="spellStart"/>
+      <w:r>
+        <w:rPr>
+          <w:rFonts w:ascii="TH SarabunPSK" w:hAnsi="TH SarabunPSK" w:cs="TH SarabunPSK"/>
+          <w:sz w:val="32"/>
+          <w:szCs w:val="32"/>
+        </w:rPr>
+        <w:t>tmerc</w:t>
+      </w:r>
+      <w:proofErr w:type="spellEnd"/>
+      <w:r>
+        <w:rPr>
+          <w:rFonts w:ascii="TH SarabunPSK" w:hAnsi="TH SarabunPSK" w:cs="TH SarabunPSK"/>
+          <w:sz w:val="32"/>
+          <w:szCs w:val="32"/>
+        </w:rPr>
+        <w:t xml:space="preserve"> +lat_0=0.0 +lon_0=101.20000000 +k_0=0.999997 +x_0=40000 +y_0=-900000 +</w:t>
+      </w:r>
+      <w:proofErr w:type="spellStart"/>
+      <w:r>
+        <w:rPr>
+          <w:rFonts w:ascii="TH SarabunPSK" w:hAnsi="TH SarabunPSK" w:cs="TH SarabunPSK"/>
+          <w:sz w:val="32"/>
+          <w:szCs w:val="32"/>
+        </w:rPr>
+        <w:t>ellps</w:t>
+      </w:r>
+      <w:proofErr w:type="spellEnd"/>
+      <w:r>
+        <w:rPr>
+          <w:rFonts w:ascii="TH SarabunPSK" w:hAnsi="TH SarabunPSK" w:cs="TH SarabunPSK"/>
+          <w:sz w:val="32"/>
+          <w:szCs w:val="32"/>
+        </w:rPr>
+        <w:t>=WGS84 +units=m +</w:t>
+      </w:r>
+      <w:proofErr w:type="spellStart"/>
+      <w:r>
+        <w:rPr>
+          <w:rFonts w:ascii="TH SarabunPSK" w:hAnsi="TH SarabunPSK" w:cs="TH SarabunPSK"/>
+          <w:sz w:val="32"/>
+          <w:szCs w:val="32"/>
+        </w:rPr>
+        <w:t>no_defs</w:t>
+      </w:r>
+      <w:proofErr w:type="spellEnd"/>
+      <w:r>
+        <w:rPr>
+          <w:rFonts w:ascii="TH SarabunPSK" w:hAnsi="TH SarabunPSK" w:cs="TH SarabunPSK"/>
+          <w:sz w:val="32"/>
+          <w:szCs w:val="32"/>
+        </w:rPr>
+        <w:t xml:space="preserve"> +type=</w:t>
+      </w:r>
+      <w:proofErr w:type="spellStart"/>
+      <w:r>
+        <w:rPr>
+          <w:rFonts w:ascii="TH SarabunPSK" w:hAnsi="TH SarabunPSK" w:cs="TH SarabunPSK"/>
+          <w:sz w:val="32"/>
+          <w:szCs w:val="32"/>
+        </w:rPr>
+        <w:t>crs</w:t>
+      </w:r>
+      <w:proofErr w:type="spellEnd"/>
     </w:p>
     <w:tbl>
       <w:tblPr>
@@ -16726,6 +18671,7 @@
                 <w:szCs w:val="32"/>
               </w:rPr>
             </w:pPr>
+            <w:proofErr w:type="spellStart"/>
             <w:r>
               <w:rPr>
                 <w:rFonts w:ascii="TH SarabunPSK" w:hAnsi="TH SarabunPSK" w:cs="TH SarabunPSK"/>
@@ -16736,6 +18682,7 @@
               </w:rPr>
               <w:t>NameTH</w:t>
             </w:r>
+            <w:proofErr w:type="spellEnd"/>
           </w:p>
         </w:tc>
         <w:tc>
@@ -17255,8 +19202,90 @@
           <w:sz w:val="32"/>
           <w:szCs w:val="32"/>
         </w:rPr>
-        <w:t> +proj=lcc +lat_1=13.60000000 +lat_0=13.60000000 +lon_0=101.43333333 +k_0=0.999996 +x_0=500000 +y_0=50000 +ellps=WGS84 +units=m +no_defs +type=crs</w:t>
-      </w:r>
+        <w:t> +</w:t>
+      </w:r>
+      <w:proofErr w:type="spellStart"/>
+      <w:r>
+        <w:rPr>
+          <w:rFonts w:ascii="TH SarabunPSK" w:hAnsi="TH SarabunPSK" w:cs="TH SarabunPSK"/>
+          <w:sz w:val="32"/>
+          <w:szCs w:val="32"/>
+        </w:rPr>
+        <w:t>proj</w:t>
+      </w:r>
+      <w:proofErr w:type="spellEnd"/>
+      <w:r>
+        <w:rPr>
+          <w:rFonts w:ascii="TH SarabunPSK" w:hAnsi="TH SarabunPSK" w:cs="TH SarabunPSK"/>
+          <w:sz w:val="32"/>
+          <w:szCs w:val="32"/>
+        </w:rPr>
+        <w:t>=</w:t>
+      </w:r>
+      <w:proofErr w:type="spellStart"/>
+      <w:r>
+        <w:rPr>
+          <w:rFonts w:ascii="TH SarabunPSK" w:hAnsi="TH SarabunPSK" w:cs="TH SarabunPSK"/>
+          <w:sz w:val="32"/>
+          <w:szCs w:val="32"/>
+        </w:rPr>
+        <w:t>lcc</w:t>
+      </w:r>
+      <w:proofErr w:type="spellEnd"/>
+      <w:r>
+        <w:rPr>
+          <w:rFonts w:ascii="TH SarabunPSK" w:hAnsi="TH SarabunPSK" w:cs="TH SarabunPSK"/>
+          <w:sz w:val="32"/>
+          <w:szCs w:val="32"/>
+        </w:rPr>
+        <w:t xml:space="preserve"> +lat_1=13.60000000 +lat_0=13.60000000 +lon_0=101.43333333 +k_0=0.999996 +x_0=500000 +y_0=50000 +</w:t>
+      </w:r>
+      <w:proofErr w:type="spellStart"/>
+      <w:r>
+        <w:rPr>
+          <w:rFonts w:ascii="TH SarabunPSK" w:hAnsi="TH SarabunPSK" w:cs="TH SarabunPSK"/>
+          <w:sz w:val="32"/>
+          <w:szCs w:val="32"/>
+        </w:rPr>
+        <w:t>ellps</w:t>
+      </w:r>
+      <w:proofErr w:type="spellEnd"/>
+      <w:r>
+        <w:rPr>
+          <w:rFonts w:ascii="TH SarabunPSK" w:hAnsi="TH SarabunPSK" w:cs="TH SarabunPSK"/>
+          <w:sz w:val="32"/>
+          <w:szCs w:val="32"/>
+        </w:rPr>
+        <w:t>=WGS84 +units=m +</w:t>
+      </w:r>
+      <w:proofErr w:type="spellStart"/>
+      <w:r>
+        <w:rPr>
+          <w:rFonts w:ascii="TH SarabunPSK" w:hAnsi="TH SarabunPSK" w:cs="TH SarabunPSK"/>
+          <w:sz w:val="32"/>
+          <w:szCs w:val="32"/>
+        </w:rPr>
+        <w:t>no_defs</w:t>
+      </w:r>
+      <w:proofErr w:type="spellEnd"/>
+      <w:r>
+        <w:rPr>
+          <w:rFonts w:ascii="TH SarabunPSK" w:hAnsi="TH SarabunPSK" w:cs="TH SarabunPSK"/>
+          <w:sz w:val="32"/>
+          <w:szCs w:val="32"/>
+        </w:rPr>
+        <w:t xml:space="preserve"> +type=</w:t>
+      </w:r>
+      <w:proofErr w:type="spellStart"/>
+      <w:r>
+        <w:rPr>
+          <w:rFonts w:ascii="TH SarabunPSK" w:hAnsi="TH SarabunPSK" w:cs="TH SarabunPSK"/>
+          <w:sz w:val="32"/>
+          <w:szCs w:val="32"/>
+        </w:rPr>
+        <w:t>crs</w:t>
+      </w:r>
+      <w:proofErr w:type="spellEnd"/>
     </w:p>
     <w:tbl>
       <w:tblPr>
@@ -17995,6 +20024,7 @@
                 <w:szCs w:val="32"/>
               </w:rPr>
             </w:pPr>
+            <w:proofErr w:type="spellStart"/>
             <w:r>
               <w:rPr>
                 <w:rFonts w:ascii="TH SarabunPSK" w:hAnsi="TH SarabunPSK" w:cs="TH SarabunPSK"/>
@@ -18005,6 +20035,7 @@
               </w:rPr>
               <w:t>NameTH</w:t>
             </w:r>
+            <w:proofErr w:type="spellEnd"/>
           </w:p>
         </w:tc>
         <w:tc>
@@ -18524,8 +20555,90 @@
           <w:sz w:val="32"/>
           <w:szCs w:val="32"/>
         </w:rPr>
-        <w:t> +proj=tmerc +lat_0=0.0 +lon_0=98.96666667 +k_0=1.000054 +x_0=247500 +y_0=-1600000 +ellps=WGS84 +units=m +no_defs +type=crs</w:t>
-      </w:r>
+        <w:t> +</w:t>
+      </w:r>
+      <w:proofErr w:type="spellStart"/>
+      <w:r>
+        <w:rPr>
+          <w:rFonts w:ascii="TH SarabunPSK" w:hAnsi="TH SarabunPSK" w:cs="TH SarabunPSK"/>
+          <w:sz w:val="32"/>
+          <w:szCs w:val="32"/>
+        </w:rPr>
+        <w:t>proj</w:t>
+      </w:r>
+      <w:proofErr w:type="spellEnd"/>
+      <w:r>
+        <w:rPr>
+          <w:rFonts w:ascii="TH SarabunPSK" w:hAnsi="TH SarabunPSK" w:cs="TH SarabunPSK"/>
+          <w:sz w:val="32"/>
+          <w:szCs w:val="32"/>
+        </w:rPr>
+        <w:t>=</w:t>
+      </w:r>
+      <w:proofErr w:type="spellStart"/>
+      <w:r>
+        <w:rPr>
+          <w:rFonts w:ascii="TH SarabunPSK" w:hAnsi="TH SarabunPSK" w:cs="TH SarabunPSK"/>
+          <w:sz w:val="32"/>
+          <w:szCs w:val="32"/>
+        </w:rPr>
+        <w:t>tmerc</w:t>
+      </w:r>
+      <w:proofErr w:type="spellEnd"/>
+      <w:r>
+        <w:rPr>
+          <w:rFonts w:ascii="TH SarabunPSK" w:hAnsi="TH SarabunPSK" w:cs="TH SarabunPSK"/>
+          <w:sz w:val="32"/>
+          <w:szCs w:val="32"/>
+        </w:rPr>
+        <w:t xml:space="preserve"> +lat_0=0.0 +lon_0=98.96666667 +k_0=1.000054 +x_0=247500 +y_0=-1600000 +</w:t>
+      </w:r>
+      <w:proofErr w:type="spellStart"/>
+      <w:r>
+        <w:rPr>
+          <w:rFonts w:ascii="TH SarabunPSK" w:hAnsi="TH SarabunPSK" w:cs="TH SarabunPSK"/>
+          <w:sz w:val="32"/>
+          <w:szCs w:val="32"/>
+        </w:rPr>
+        <w:t>ellps</w:t>
+      </w:r>
+      <w:proofErr w:type="spellEnd"/>
+      <w:r>
+        <w:rPr>
+          <w:rFonts w:ascii="TH SarabunPSK" w:hAnsi="TH SarabunPSK" w:cs="TH SarabunPSK"/>
+          <w:sz w:val="32"/>
+          <w:szCs w:val="32"/>
+        </w:rPr>
+        <w:t>=WGS84 +units=m +</w:t>
+      </w:r>
+      <w:proofErr w:type="spellStart"/>
+      <w:r>
+        <w:rPr>
+          <w:rFonts w:ascii="TH SarabunPSK" w:hAnsi="TH SarabunPSK" w:cs="TH SarabunPSK"/>
+          <w:sz w:val="32"/>
+          <w:szCs w:val="32"/>
+        </w:rPr>
+        <w:t>no_defs</w:t>
+      </w:r>
+      <w:proofErr w:type="spellEnd"/>
+      <w:r>
+        <w:rPr>
+          <w:rFonts w:ascii="TH SarabunPSK" w:hAnsi="TH SarabunPSK" w:cs="TH SarabunPSK"/>
+          <w:sz w:val="32"/>
+          <w:szCs w:val="32"/>
+        </w:rPr>
+        <w:t xml:space="preserve"> +type=</w:t>
+      </w:r>
+      <w:proofErr w:type="spellStart"/>
+      <w:r>
+        <w:rPr>
+          <w:rFonts w:ascii="TH SarabunPSK" w:hAnsi="TH SarabunPSK" w:cs="TH SarabunPSK"/>
+          <w:sz w:val="32"/>
+          <w:szCs w:val="32"/>
+        </w:rPr>
+        <w:t>crs</w:t>
+      </w:r>
+      <w:proofErr w:type="spellEnd"/>
     </w:p>
     <w:tbl>
       <w:tblPr>
@@ -19265,6 +21378,7 @@
                 <w:szCs w:val="32"/>
               </w:rPr>
             </w:pPr>
+            <w:proofErr w:type="spellStart"/>
             <w:r>
               <w:rPr>
                 <w:rFonts w:ascii="TH SarabunPSK" w:hAnsi="TH SarabunPSK" w:cs="TH SarabunPSK"/>
@@ -19275,6 +21389,7 @@
               </w:rPr>
               <w:t>NameTH</w:t>
             </w:r>
+            <w:proofErr w:type="spellEnd"/>
           </w:p>
         </w:tc>
         <w:tc>
@@ -19794,8 +21909,90 @@
           <w:sz w:val="32"/>
           <w:szCs w:val="32"/>
         </w:rPr>
-        <w:t> +proj=tmerc +lat_0=0.0 +lon_0=98.41666667 +k_0=1.000041 +x_0=50000 +y_0=-1600000 +ellps=WGS84 +units=m +no_defs +type=crs</w:t>
-      </w:r>
+        <w:t> +</w:t>
+      </w:r>
+      <w:proofErr w:type="spellStart"/>
+      <w:r>
+        <w:rPr>
+          <w:rFonts w:ascii="TH SarabunPSK" w:hAnsi="TH SarabunPSK" w:cs="TH SarabunPSK"/>
+          <w:sz w:val="32"/>
+          <w:szCs w:val="32"/>
+        </w:rPr>
+        <w:t>proj</w:t>
+      </w:r>
+      <w:proofErr w:type="spellEnd"/>
+      <w:r>
+        <w:rPr>
+          <w:rFonts w:ascii="TH SarabunPSK" w:hAnsi="TH SarabunPSK" w:cs="TH SarabunPSK"/>
+          <w:sz w:val="32"/>
+          <w:szCs w:val="32"/>
+        </w:rPr>
+        <w:t>=</w:t>
+      </w:r>
+      <w:proofErr w:type="spellStart"/>
+      <w:r>
+        <w:rPr>
+          <w:rFonts w:ascii="TH SarabunPSK" w:hAnsi="TH SarabunPSK" w:cs="TH SarabunPSK"/>
+          <w:sz w:val="32"/>
+          <w:szCs w:val="32"/>
+        </w:rPr>
+        <w:t>tmerc</w:t>
+      </w:r>
+      <w:proofErr w:type="spellEnd"/>
+      <w:r>
+        <w:rPr>
+          <w:rFonts w:ascii="TH SarabunPSK" w:hAnsi="TH SarabunPSK" w:cs="TH SarabunPSK"/>
+          <w:sz w:val="32"/>
+          <w:szCs w:val="32"/>
+        </w:rPr>
+        <w:t xml:space="preserve"> +lat_0=0.0 +lon_0=98.41666667 +k_0=1.000041 +x_0=50000 +y_0=-1600000 +</w:t>
+      </w:r>
+      <w:proofErr w:type="spellStart"/>
+      <w:r>
+        <w:rPr>
+          <w:rFonts w:ascii="TH SarabunPSK" w:hAnsi="TH SarabunPSK" w:cs="TH SarabunPSK"/>
+          <w:sz w:val="32"/>
+          <w:szCs w:val="32"/>
+        </w:rPr>
+        <w:t>ellps</w:t>
+      </w:r>
+      <w:proofErr w:type="spellEnd"/>
+      <w:r>
+        <w:rPr>
+          <w:rFonts w:ascii="TH SarabunPSK" w:hAnsi="TH SarabunPSK" w:cs="TH SarabunPSK"/>
+          <w:sz w:val="32"/>
+          <w:szCs w:val="32"/>
+        </w:rPr>
+        <w:t>=WGS84 +units=m +</w:t>
+      </w:r>
+      <w:proofErr w:type="spellStart"/>
+      <w:r>
+        <w:rPr>
+          <w:rFonts w:ascii="TH SarabunPSK" w:hAnsi="TH SarabunPSK" w:cs="TH SarabunPSK"/>
+          <w:sz w:val="32"/>
+          <w:szCs w:val="32"/>
+        </w:rPr>
+        <w:t>no_defs</w:t>
+      </w:r>
+      <w:proofErr w:type="spellEnd"/>
+      <w:r>
+        <w:rPr>
+          <w:rFonts w:ascii="TH SarabunPSK" w:hAnsi="TH SarabunPSK" w:cs="TH SarabunPSK"/>
+          <w:sz w:val="32"/>
+          <w:szCs w:val="32"/>
+        </w:rPr>
+        <w:t xml:space="preserve"> +type=</w:t>
+      </w:r>
+      <w:proofErr w:type="spellStart"/>
+      <w:r>
+        <w:rPr>
+          <w:rFonts w:ascii="TH SarabunPSK" w:hAnsi="TH SarabunPSK" w:cs="TH SarabunPSK"/>
+          <w:sz w:val="32"/>
+          <w:szCs w:val="32"/>
+        </w:rPr>
+        <w:t>crs</w:t>
+      </w:r>
+      <w:proofErr w:type="spellEnd"/>
     </w:p>
     <w:tbl>
       <w:tblPr>
@@ -20678,7 +22875,25 @@
           <w:sz w:val="28"/>
           <w:szCs w:val="28"/>
         </w:rPr>
-        <w:t xml:space="preserve">Clemen, C., &amp;Romanschek, E. (2025). 6326 shades of georeferencing BIM—Low distortion projections (LDP) for the German Railway. </w:t>
+        <w:t>Clemen, C., &amp;</w:t>
+      </w:r>
+      <w:proofErr w:type="spellStart"/>
+      <w:r>
+        <w:rPr>
+          <w:rFonts w:ascii="TH SarabunPSK" w:hAnsi="TH SarabunPSK" w:cs="TH SarabunPSK"/>
+          <w:sz w:val="28"/>
+          <w:szCs w:val="28"/>
+        </w:rPr>
+        <w:t>Romanschek</w:t>
+      </w:r>
+      <w:proofErr w:type="spellEnd"/>
+      <w:r>
+        <w:rPr>
+          <w:rFonts w:ascii="TH SarabunPSK" w:hAnsi="TH SarabunPSK" w:cs="TH SarabunPSK"/>
+          <w:sz w:val="28"/>
+          <w:szCs w:val="28"/>
+        </w:rPr>
+        <w:t xml:space="preserve">, E. (2025). 6326 shades of georeferencing BIM—Low distortion projections (LDP) for the German Railway. </w:t>
       </w:r>
       <w:r>
         <w:rPr>
@@ -20721,7 +22936,25 @@
           <w:sz w:val="28"/>
           <w:szCs w:val="28"/>
         </w:rPr>
-        <w:t>Dennis, M. L. (2016). Ground truth: Low distortion map projections for engineering, surveying, and GIS. In B. L. Livingston, C. Cate III, A. Pridmore, J. W. Heidrick, and J. Geisbush (Eds.), Pipelines 2016: Out of sight, out of mind, not out of risk (pp. 857–869). American Society of Civil Engineers. doi:10.1061/9780784479957.079</w:t>
+        <w:t xml:space="preserve">Dennis, M. L. (2016). Ground truth: Low distortion map projections for engineering, surveying, and GIS. In B. L. Livingston, C. Cate III, A. Pridmore, J. W. Heidrick, and J. </w:t>
+      </w:r>
+      <w:proofErr w:type="spellStart"/>
+      <w:r>
+        <w:rPr>
+          <w:rFonts w:ascii="TH SarabunPSK" w:hAnsi="TH SarabunPSK" w:cs="TH SarabunPSK"/>
+          <w:sz w:val="28"/>
+          <w:szCs w:val="28"/>
+        </w:rPr>
+        <w:t>Geisbush</w:t>
+      </w:r>
+      <w:proofErr w:type="spellEnd"/>
+      <w:r>
+        <w:rPr>
+          <w:rFonts w:ascii="TH SarabunPSK" w:hAnsi="TH SarabunPSK" w:cs="TH SarabunPSK"/>
+          <w:sz w:val="28"/>
+          <w:szCs w:val="28"/>
+        </w:rPr>
+        <w:t xml:space="preserve"> (Eds.), Pipelines 2016: Out of sight, out of mind, not out of risk (pp. 857–869). American Society of Civil Engineers. doi:10.1061/9780784479957.079</w:t>
       </w:r>
     </w:p>
     <w:p>
@@ -21102,8 +23335,19 @@
           <w:szCs w:val="28"/>
           <w:cs/>
         </w:rPr>
-        <w:t>ติณณภพ มัชฌิมาภิโร</w:t>
-      </w:r>
+        <w:t>ติณณภพ มัชฌิมา</w:t>
+      </w:r>
+      <w:proofErr w:type="spellStart"/>
+      <w:r>
+        <w:rPr>
+          <w:rFonts w:ascii="TH SarabunPSK" w:hAnsi="TH SarabunPSK" w:cs="TH SarabunPSK"/>
+          <w:sz w:val="28"/>
+          <w:szCs w:val="28"/>
+          <w:cs/>
+        </w:rPr>
+        <w:t>ภิโร</w:t>
+      </w:r>
+      <w:proofErr w:type="spellEnd"/>
       <w:r>
         <w:rPr>
           <w:rFonts w:ascii="TH SarabunPSK" w:hAnsi="TH SarabunPSK" w:cs="TH SarabunPSK"/>
@@ -23295,7 +25539,6 @@
   <w:style w:type="character" w:default="1" w:styleId="a0">
     <w:name w:val="Default Paragraph Font"/>
     <w:uiPriority w:val="1"/>
-    <w:semiHidden/>
     <w:unhideWhenUsed/>
   </w:style>
   <w:style w:type="table" w:default="1" w:styleId="a1">
